--- a/IT_Technical_Support/TeamViewer_to_Remotely_Access_Another_Computer.docx
+++ b/IT_Technical_Support/TeamViewer_to_Remotely_Access_Another_Computer.docx
@@ -1,6 +1,6 @@
 
 <file path=word/document.xml><?xml version="1.0" encoding="utf-8"?>
-<w:document xmlns:wpc="http://schemas.microsoft.com/office/word/2010/wordprocessingCanvas" xmlns:cx="http://schemas.microsoft.com/office/drawing/2014/chartex" xmlns:cx1="http://schemas.microsoft.com/office/drawing/2015/9/8/chartex" xmlns:cx2="http://schemas.microsoft.com/office/drawing/2015/10/21/chartex" xmlns:cx3="http://schemas.microsoft.com/office/drawing/2016/5/9/chartex" xmlns:cx4="http://schemas.microsoft.com/office/drawing/2016/5/10/chartex" xmlns:cx5="http://schemas.microsoft.com/office/drawing/2016/5/11/chartex" xmlns:cx6="http://schemas.microsoft.com/office/drawing/2016/5/12/chartex" xmlns:cx7="http://schemas.microsoft.com/office/drawing/2016/5/13/chartex" xmlns:cx8="http://schemas.microsoft.com/office/drawing/2016/5/14/chartex" xmlns:mc="http://schemas.openxmlformats.org/markup-compatibility/2006" xmlns:aink="http://schemas.microsoft.com/office/drawing/2016/ink" xmlns:am3d="http://schemas.microsoft.com/office/drawing/2017/model3d" xmlns:o="urn:schemas-microsoft-com:office:office" xmlns:oel="http://schemas.microsoft.com/office/2019/extlst" xmlns:r="http://schemas.openxmlformats.org/officeDocument/2006/relationships" xmlns:m="http://schemas.openxmlformats.org/officeDocument/2006/math" xmlns:v="urn:schemas-microsoft-com:vml" xmlns:wp14="http://schemas.microsoft.com/office/word/2010/wordprocessingDrawing" xmlns:wp="http://schemas.openxmlformats.org/drawingml/2006/wordprocessingDrawing" xmlns:w10="urn:schemas-microsoft-com:office:word" xmlns:w="http://schemas.openxmlformats.org/wordprocessingml/2006/main" xmlns:w14="http://schemas.microsoft.com/office/word/2010/wordml" xmlns:w15="http://schemas.microsoft.com/office/word/2012/wordml" xmlns:w16cex="http://schemas.microsoft.com/office/word/2018/wordml/cex" xmlns:w16cid="http://schemas.microsoft.com/office/word/2016/wordml/cid" xmlns:w16="http://schemas.microsoft.com/office/word/2018/wordml" xmlns:w16sdtdh="http://schemas.microsoft.com/office/word/2020/wordml/sdtdatahash" xmlns:w16se="http://schemas.microsoft.com/office/word/2015/wordml/symex" xmlns:wpg="http://schemas.microsoft.com/office/word/2010/wordprocessingGroup" xmlns:wpi="http://schemas.microsoft.com/office/word/2010/wordprocessingInk" xmlns:wne="http://schemas.microsoft.com/office/word/2006/wordml" xmlns:wps="http://schemas.microsoft.com/office/word/2010/wordprocessingShape" mc:Ignorable="w14 w15 w16se w16cid w16 w16cex w16sdtdh wp14">
+<w:document xmlns:wpc="http://schemas.microsoft.com/office/word/2010/wordprocessingCanvas" xmlns:cx="http://schemas.microsoft.com/office/drawing/2014/chartex" xmlns:cx1="http://schemas.microsoft.com/office/drawing/2015/9/8/chartex" xmlns:cx2="http://schemas.microsoft.com/office/drawing/2015/10/21/chartex" xmlns:cx3="http://schemas.microsoft.com/office/drawing/2016/5/9/chartex" xmlns:cx4="http://schemas.microsoft.com/office/drawing/2016/5/10/chartex" xmlns:cx5="http://schemas.microsoft.com/office/drawing/2016/5/11/chartex" xmlns:cx6="http://schemas.microsoft.com/office/drawing/2016/5/12/chartex" xmlns:cx7="http://schemas.microsoft.com/office/drawing/2016/5/13/chartex" xmlns:cx8="http://schemas.microsoft.com/office/drawing/2016/5/14/chartex" xmlns:mc="http://schemas.openxmlformats.org/markup-compatibility/2006" xmlns:aink="http://schemas.microsoft.com/office/drawing/2016/ink" xmlns:am3d="http://schemas.microsoft.com/office/drawing/2017/model3d" xmlns:o="urn:schemas-microsoft-com:office:office" xmlns:oel="http://schemas.microsoft.com/office/2019/extlst" xmlns:r="http://schemas.openxmlformats.org/officeDocument/2006/relationships" xmlns:m="http://schemas.openxmlformats.org/officeDocument/2006/math" xmlns:v="urn:schemas-microsoft-com:vml" xmlns:wp14="http://schemas.microsoft.com/office/word/2010/wordprocessingDrawing" xmlns:wp="http://schemas.openxmlformats.org/drawingml/2006/wordprocessingDrawing" xmlns:w10="urn:schemas-microsoft-com:office:word" xmlns:w="http://schemas.openxmlformats.org/wordprocessingml/2006/main" xmlns:w14="http://schemas.microsoft.com/office/word/2010/wordml" xmlns:w15="http://schemas.microsoft.com/office/word/2012/wordml" xmlns:w16cex="http://schemas.microsoft.com/office/word/2018/wordml/cex" xmlns:w16cid="http://schemas.microsoft.com/office/word/2016/wordml/cid" xmlns:w16="http://schemas.microsoft.com/office/word/2018/wordml" xmlns:w16du="http://schemas.microsoft.com/office/word/2023/wordml/word16du" xmlns:w16sdtdh="http://schemas.microsoft.com/office/word/2020/wordml/sdtdatahash" xmlns:w16sdtfl="http://schemas.microsoft.com/office/word/2024/wordml/sdtformatlock" xmlns:w16se="http://schemas.microsoft.com/office/word/2015/wordml/symex" xmlns:wpg="http://schemas.microsoft.com/office/word/2010/wordprocessingGroup" xmlns:wpi="http://schemas.microsoft.com/office/word/2010/wordprocessingInk" xmlns:wne="http://schemas.microsoft.com/office/word/2006/wordml" xmlns:wps="http://schemas.microsoft.com/office/word/2010/wordprocessingShape" mc:Ignorable="w14 w15 w16se w16cid w16 w16cex w16sdtdh w16sdtfl w16du wp14">
   <w:body>
     <w:p>
       <w:pPr>
@@ -1111,9 +1111,14 @@
         <w:t>Download a</w:t>
       </w:r>
       <w:r>
-        <w:t>nd Install Teamviewer</w:t>
+        <w:t xml:space="preserve">nd Install </w:t>
+      </w:r>
+      <w:proofErr w:type="spellStart"/>
+      <w:r>
+        <w:t>Teamviewer</w:t>
       </w:r>
       <w:bookmarkEnd w:id="4"/>
+      <w:proofErr w:type="spellEnd"/>
     </w:p>
     <w:p>
       <w:r>
@@ -1452,11 +1457,13 @@
         </w:numPr>
       </w:pPr>
       <w:r>
-        <w:t xml:space="preserve">On the host computer, in the Partner ID box in the TeamViewer window, type the ID generated by TeamViewer on the target computer. Click Connect to partner. The </w:t>
-      </w:r>
-      <w:r>
-        <w:lastRenderedPageBreak/>
-        <w:t>TeamViewer Authentication dialog box appears. Let’s take a few minutes to explore the advanced settings before logging on to the target system. Click Advanced in the lower-left corner.</w:t>
+        <w:t xml:space="preserve">Create a TeamViewer </w:t>
+      </w:r>
+      <w:r>
+        <w:t>account</w:t>
+      </w:r>
+      <w:r>
+        <w:t>.</w:t>
       </w:r>
     </w:p>
     <w:p>
@@ -1468,7 +1475,46 @@
         </w:numPr>
       </w:pPr>
       <w:r>
-        <w:t>Full Access is selected by default. Click Access control to open the Access Control Details dialog box. These are the specific settings that can be allowed or denied by choosing one of the three default configurations or by choosing the Custom settings. Notice that with Full Access all of the settings are allowed. Review each of these settings, and then click Close to close the Access Control Details dialog box.</w:t>
+        <w:lastRenderedPageBreak/>
+        <w:t>On the computer</w:t>
+      </w:r>
+      <w:r>
+        <w:t xml:space="preserve"> providing support </w:t>
+      </w:r>
+      <w:r>
+        <w:sym w:font="Wingdings" w:char="F0E0"/>
+      </w:r>
+      <w:r>
+        <w:t xml:space="preserve"> Click </w:t>
+      </w:r>
+      <w:r>
+        <w:rPr>
+          <w:b/>
+          <w:bCs/>
+        </w:rPr>
+        <w:t>Sessions</w:t>
+      </w:r>
+      <w:r>
+        <w:t xml:space="preserve"> </w:t>
+      </w:r>
+      <w:r>
+        <w:sym w:font="Wingdings" w:char="F0E0"/>
+      </w:r>
+      <w:r>
+        <w:t xml:space="preserve"> </w:t>
+      </w:r>
+      <w:r>
+        <w:t xml:space="preserve">Click </w:t>
+      </w:r>
+      <w:r>
+        <w:rPr>
+          <w:b/>
+          <w:bCs/>
+        </w:rPr>
+        <w:t>New Session</w:t>
+      </w:r>
+      <w:r>
+        <w:t xml:space="preserve"> </w:t>
       </w:r>
     </w:p>
     <w:p>
@@ -1478,50 +1524,21 @@
           <w:ilvl w:val="0"/>
           <w:numId w:val="4"/>
         </w:numPr>
+      </w:pPr>
+      <w:r>
+        <w:t xml:space="preserve">There will be a </w:t>
+      </w:r>
+      <w:r>
         <w:rPr>
           <w:b/>
+          <w:bCs/>
         </w:rPr>
-      </w:pPr>
-      <w:r>
-        <w:rPr>
-          <w:b/>
-        </w:rPr>
-        <w:t>Click the Full Access button. What are the other three choices that appear in the drop-down menu?</w:t>
+        <w:t>Session code</w:t>
+      </w:r>
+      <w:r>
+        <w:t>: Give this to the computer receiving support.</w:t>
       </w:r>
     </w:p>
-    <w:sdt>
-      <w:sdtPr>
-        <w:rPr>
-          <w:rStyle w:val="Red"/>
-        </w:rPr>
-        <w:id w:val="1700595980"/>
-        <w:placeholder>
-          <w:docPart w:val="BE51353308674BB2B7BDEA60635044ED"/>
-        </w:placeholder>
-        <w:showingPlcHdr/>
-      </w:sdtPr>
-      <w:sdtEndPr>
-        <w:rPr>
-          <w:rStyle w:val="Red"/>
-        </w:rPr>
-      </w:sdtEndPr>
-      <w:sdtContent>
-        <w:p>
-          <w:pPr>
-            <w:rPr>
-              <w:rStyle w:val="Red"/>
-            </w:rPr>
-          </w:pPr>
-          <w:r>
-            <w:rPr>
-              <w:rStyle w:val="PlaceholderText"/>
-              <w:color w:val="FF0000"/>
-            </w:rPr>
-            <w:t>Click or tap here to enter text.</w:t>
-          </w:r>
-        </w:p>
-      </w:sdtContent>
-    </w:sdt>
     <w:p>
       <w:pPr>
         <w:pStyle w:val="ListParagraph"/>
@@ -1531,7 +1548,17 @@
         </w:numPr>
       </w:pPr>
       <w:r>
-        <w:t>Select Confirm all, and then click Access control again. How have the settings changed?</w:t>
+        <w:t xml:space="preserve">Click </w:t>
+      </w:r>
+      <w:r>
+        <w:rPr>
+          <w:b/>
+          <w:bCs/>
+        </w:rPr>
+        <w:t>Start</w:t>
+      </w:r>
+      <w:r>
+        <w:t>.</w:t>
       </w:r>
     </w:p>
     <w:p>
@@ -1543,7 +1570,39 @@
         </w:numPr>
       </w:pPr>
       <w:r>
-        <w:t>Click Close to close the Access Control Details dialog box. Click Confirm all, and then select Custom settings. Click Access control again. Notice that each setting now has a customizable drop-down menu for configuring each setting individually.</w:t>
+        <w:t xml:space="preserve">On the computer receiving support </w:t>
+      </w:r>
+      <w:r>
+        <w:sym w:font="Wingdings" w:char="F0E0"/>
+      </w:r>
+      <w:r>
+        <w:t xml:space="preserve"> Enter the </w:t>
+      </w:r>
+      <w:r>
+        <w:rPr>
+          <w:b/>
+          <w:bCs/>
+        </w:rPr>
+        <w:t>Session code</w:t>
+      </w:r>
+      <w:r>
+        <w:t xml:space="preserve"> </w:t>
+      </w:r>
+      <w:r>
+        <w:sym w:font="Wingdings" w:char="F0E0"/>
+      </w:r>
+      <w:r>
+        <w:t xml:space="preserve"> </w:t>
+      </w:r>
+      <w:r>
+        <w:rPr>
+          <w:b/>
+          <w:bCs/>
+        </w:rPr>
+        <w:t>Join Session</w:t>
+      </w:r>
+      <w:r>
+        <w:t>.</w:t>
       </w:r>
     </w:p>
     <w:p>
@@ -1553,50 +1612,34 @@
           <w:ilvl w:val="0"/>
           <w:numId w:val="4"/>
         </w:numPr>
+      </w:pPr>
+      <w:r>
         <w:rPr>
           <w:b/>
+          <w:bCs/>
         </w:rPr>
-      </w:pPr>
+        <w:t>Verify User</w:t>
+      </w:r>
+      <w:r>
+        <w:t xml:space="preserve"> </w:t>
+      </w:r>
+      <w:r>
+        <w:sym w:font="Wingdings" w:char="F0E0"/>
+      </w:r>
+      <w:r>
+        <w:t xml:space="preserve"> </w:t>
+      </w:r>
       <w:r>
         <w:rPr>
           <w:b/>
+          <w:bCs/>
         </w:rPr>
-        <w:t>What are the three choices for configuring each setting in the drop-down menu (all settings have the same three choices)?</w:t>
+        <w:t>Allow Access</w:t>
+      </w:r>
+      <w:r>
+        <w:t>.</w:t>
       </w:r>
     </w:p>
-    <w:sdt>
-      <w:sdtPr>
-        <w:rPr>
-          <w:rStyle w:val="Red"/>
-        </w:rPr>
-        <w:id w:val="-1454938342"/>
-        <w:placeholder>
-          <w:docPart w:val="20AF9ABC747E45778A7FC00DF2359D99"/>
-        </w:placeholder>
-        <w:showingPlcHdr/>
-      </w:sdtPr>
-      <w:sdtEndPr>
-        <w:rPr>
-          <w:rStyle w:val="Red"/>
-        </w:rPr>
-      </w:sdtEndPr>
-      <w:sdtContent>
-        <w:p>
-          <w:pPr>
-            <w:rPr>
-              <w:rStyle w:val="Red"/>
-            </w:rPr>
-          </w:pPr>
-          <w:r>
-            <w:rPr>
-              <w:rStyle w:val="PlaceholderText"/>
-              <w:color w:val="FF0000"/>
-            </w:rPr>
-            <w:t>Click or tap here to enter text.</w:t>
-          </w:r>
-        </w:p>
-      </w:sdtContent>
-    </w:sdt>
     <w:p>
       <w:pPr>
         <w:pStyle w:val="ListParagraph"/>
@@ -1606,10 +1649,7 @@
         </w:numPr>
       </w:pPr>
       <w:r>
-        <w:t>Click Cancel to close the Access Control Details dialog box. Using the drop-down menu, change Custom settings back to Full Access. Type the TeamViewer password of the target c</w:t>
-      </w:r>
-      <w:r>
-        <w:t>omputer, and then click Log On.</w:t>
+        <w:t>The computer providing support now has full access to the computer receiving support.</w:t>
       </w:r>
     </w:p>
     <w:sdt>
@@ -1800,7 +1840,6 @@
     </w:sdt>
     <w:p>
       <w:r>
-        <w:lastRenderedPageBreak/>
         <w:t xml:space="preserve">Now we will switch the action to the target computer. It is the host partner’s turn to observe as the target partner proceeds </w:t>
       </w:r>
       <w:r>
@@ -1813,7 +1852,13 @@
       </w:pPr>
       <w:bookmarkStart w:id="6" w:name="_Toc55274675"/>
       <w:r>
-        <w:t>Explore Teamviewer Target Capabilities</w:t>
+        <w:t xml:space="preserve">Explore </w:t>
+      </w:r>
+      <w:r>
+        <w:t>TeamViewer</w:t>
+      </w:r>
+      <w:r>
+        <w:t xml:space="preserve"> Target Capabilities</w:t>
       </w:r>
       <w:bookmarkEnd w:id="6"/>
     </w:p>
@@ -2082,254 +2127,39 @@
     </w:p>
     <w:p>
       <w:r>
-        <w:lastRenderedPageBreak/>
         <w:t>Now we will switch the action back to the host computer. It is the target partner’s turn to observe again as the</w:t>
       </w:r>
       <w:r>
-        <w:t xml:space="preserve"> host partner proceeds to the next part</w:t>
+        <w:t xml:space="preserve"> host partner</w:t>
       </w:r>
       <w:r>
         <w:t>.</w:t>
+      </w:r>
+      <w:r>
+        <w:t xml:space="preserve"> Goi through the previous steps until everyone has had a chance to provide and receive support.</w:t>
       </w:r>
     </w:p>
     <w:p>
       <w:pPr>
         <w:pStyle w:val="Heading1"/>
       </w:pPr>
-      <w:bookmarkStart w:id="7" w:name="_Toc55274676"/>
-      <w:r>
-        <w:t>Explore Teamviewer Host Capabilities</w:t>
+      <w:bookmarkStart w:id="7" w:name="_Toc55274677"/>
+      <w:r>
+        <w:t xml:space="preserve">Use </w:t>
+      </w:r>
+      <w:r>
+        <w:t>TeamViewer</w:t>
+      </w:r>
+      <w:r>
+        <w:t xml:space="preserve"> </w:t>
+      </w:r>
+      <w:r>
+        <w:t>w</w:t>
+      </w:r>
+      <w:r>
+        <w:t>ith a Smartphone</w:t>
       </w:r>
       <w:bookmarkEnd w:id="7"/>
-    </w:p>
-    <w:p>
-      <w:r>
-        <w:t>It is possible for a host user to deny a local user of the target computer from using that target computer. To find out how the host can control the target computer, the host partner performs the following steps as the target partner observes:</w:t>
-      </w:r>
-    </w:p>
-    <w:p>
-      <w:pPr>
-        <w:pStyle w:val="ListParagraph"/>
-        <w:numPr>
-          <w:ilvl w:val="0"/>
-          <w:numId w:val="6"/>
-        </w:numPr>
-      </w:pPr>
-      <w:r>
-        <w:t>When your target partner gave you access to the target computer earlier in the lab, you had full access, which means you could have locked your target partner out from controlling his or her own computer. Using the host computer, you can lock your partner out now. On the host computer, click the Actions menu, and then select Disable remote input. Now tell your target partner to try to do something on the target computer. Nothing will happen. Now neither of you can do anything on the target computer.</w:t>
-      </w:r>
-    </w:p>
-    <w:p>
-      <w:pPr>
-        <w:pStyle w:val="ListParagraph"/>
-        <w:numPr>
-          <w:ilvl w:val="0"/>
-          <w:numId w:val="6"/>
-        </w:numPr>
-      </w:pPr>
-      <w:r>
-        <w:t>To return control of the target computer to both users, on the host computer, uncheck Disable remote input. Ask your partner to uncross th</w:t>
-      </w:r>
-      <w:r>
-        <w:t>e blue arrow on the target com</w:t>
-      </w:r>
-      <w:r>
-        <w:t>puter. Each partner should now have access to the target computer.</w:t>
-      </w:r>
-    </w:p>
-    <w:p>
-      <w:pPr>
-        <w:pStyle w:val="ListParagraph"/>
-        <w:numPr>
-          <w:ilvl w:val="0"/>
-          <w:numId w:val="6"/>
-        </w:numPr>
-      </w:pPr>
-      <w:r>
-        <w:t xml:space="preserve">Remember that </w:t>
-      </w:r>
-      <w:r>
-        <w:t xml:space="preserve">Word or </w:t>
-      </w:r>
-      <w:r>
-        <w:t>Rich Text document your partner created on the desktop of the target computer? Rather than asking your partner to move it to the File box so that you can download it, you can just drag and drop it to your desktop. Do that now. Isn’t that cool?</w:t>
-      </w:r>
-    </w:p>
-    <w:p>
-      <w:pPr>
-        <w:pStyle w:val="ListParagraph"/>
-        <w:numPr>
-          <w:ilvl w:val="0"/>
-          <w:numId w:val="6"/>
-        </w:numPr>
-        <w:rPr>
-          <w:b/>
-        </w:rPr>
-      </w:pPr>
-      <w:r>
-        <w:rPr>
-          <w:b/>
-        </w:rPr>
-        <w:t>Insert a screenshot of the file transfer:</w:t>
-      </w:r>
-    </w:p>
-    <w:sdt>
-      <w:sdtPr>
-        <w:rPr>
-          <w:rStyle w:val="Red"/>
-        </w:rPr>
-        <w:id w:val="-618302432"/>
-        <w:placeholder>
-          <w:docPart w:val="3751433157A24F33B2C2C81BB53C010C"/>
-        </w:placeholder>
-        <w:showingPlcHdr/>
-      </w:sdtPr>
-      <w:sdtEndPr>
-        <w:rPr>
-          <w:rStyle w:val="Red"/>
-        </w:rPr>
-      </w:sdtEndPr>
-      <w:sdtContent>
-        <w:p>
-          <w:pPr>
-            <w:rPr>
-              <w:rStyle w:val="Red"/>
-            </w:rPr>
-          </w:pPr>
-          <w:r>
-            <w:rPr>
-              <w:rStyle w:val="PlaceholderText"/>
-              <w:color w:val="FF0000"/>
-            </w:rPr>
-            <w:t>Click or tap here to enter text.</w:t>
-          </w:r>
-        </w:p>
-      </w:sdtContent>
-    </w:sdt>
-    <w:p>
-      <w:pPr>
-        <w:pStyle w:val="ListParagraph"/>
-        <w:numPr>
-          <w:ilvl w:val="0"/>
-          <w:numId w:val="6"/>
-        </w:numPr>
-        <w:rPr>
-          <w:b/>
-        </w:rPr>
-      </w:pPr>
-      <w:r>
-        <w:rPr>
-          <w:b/>
-        </w:rPr>
-        <w:t>What pops up when the file transfers?</w:t>
-      </w:r>
-    </w:p>
-    <w:sdt>
-      <w:sdtPr>
-        <w:rPr>
-          <w:rStyle w:val="Red"/>
-        </w:rPr>
-        <w:id w:val="1097371449"/>
-        <w:placeholder>
-          <w:docPart w:val="8A6338B6946B475E88D7E4357C1B7427"/>
-        </w:placeholder>
-        <w:showingPlcHdr/>
-      </w:sdtPr>
-      <w:sdtEndPr>
-        <w:rPr>
-          <w:rStyle w:val="Red"/>
-        </w:rPr>
-      </w:sdtEndPr>
-      <w:sdtContent>
-        <w:p>
-          <w:pPr>
-            <w:rPr>
-              <w:rStyle w:val="Red"/>
-            </w:rPr>
-          </w:pPr>
-          <w:r>
-            <w:rPr>
-              <w:rStyle w:val="PlaceholderText"/>
-              <w:color w:val="FF0000"/>
-            </w:rPr>
-            <w:t>Click or tap here to enter text.</w:t>
-          </w:r>
-        </w:p>
-      </w:sdtContent>
-    </w:sdt>
-    <w:p>
-      <w:pPr>
-        <w:pStyle w:val="ListParagraph"/>
-        <w:numPr>
-          <w:ilvl w:val="0"/>
-          <w:numId w:val="6"/>
-        </w:numPr>
-      </w:pPr>
-      <w:r>
-        <w:t>Click the X on the pop-up boxes to close them on each computer. Take a few minutes to review each of the options under each of the five menu items on the toolb</w:t>
-      </w:r>
-      <w:r>
-        <w:t>ar.</w:t>
-      </w:r>
-    </w:p>
-    <w:p>
-      <w:pPr>
-        <w:pStyle w:val="ListParagraph"/>
-        <w:numPr>
-          <w:ilvl w:val="0"/>
-          <w:numId w:val="6"/>
-        </w:numPr>
-      </w:pPr>
-      <w:r>
-        <w:t>Click the Actions menu and select Switch sides with partner. Whoa! What happened? Now you are the target and your partner is the host.</w:t>
-      </w:r>
-    </w:p>
-    <w:p>
-      <w:pPr>
-        <w:pStyle w:val="ListParagraph"/>
-        <w:numPr>
-          <w:ilvl w:val="0"/>
-          <w:numId w:val="6"/>
-        </w:numPr>
-      </w:pPr>
-      <w:r>
-        <w:lastRenderedPageBreak/>
-        <w:t>To make your computer the host again, in the Session list section of your session control box, click the small monitor icon, which is on the right, beside the blue arrow. You are now the host again.</w:t>
-      </w:r>
-    </w:p>
-    <w:p>
-      <w:pPr>
-        <w:pStyle w:val="ListParagraph"/>
-        <w:numPr>
-          <w:ilvl w:val="0"/>
-          <w:numId w:val="6"/>
-        </w:numPr>
-      </w:pPr>
-      <w:r>
-        <w:t>Now switch roles with your partner and repeat this lab beginning with</w:t>
-      </w:r>
-      <w:r>
-        <w:t xml:space="preserve"> Part 2.</w:t>
-      </w:r>
-      <w:r>
-        <w:t xml:space="preserve"> Insert screenshots for each member of the group.</w:t>
-      </w:r>
-    </w:p>
-    <w:p>
-      <w:pPr>
-        <w:pStyle w:val="Heading1"/>
-      </w:pPr>
-      <w:bookmarkStart w:id="8" w:name="_Toc55274677"/>
-      <w:r>
-        <w:t xml:space="preserve">Use Teamviewer </w:t>
-      </w:r>
-      <w:r>
-        <w:t>w</w:t>
-      </w:r>
-      <w:r>
-        <w:t>ith a Smartphone</w:t>
-      </w:r>
-      <w:bookmarkEnd w:id="8"/>
     </w:p>
     <w:p>
       <w:r>
@@ -2345,7 +2175,13 @@
         </w:numPr>
       </w:pPr>
       <w:r>
-        <w:t>Go to Google Play on your Android device, or the App Store on your iOS device. Download and install the latest version of Teamviewer.</w:t>
+        <w:t xml:space="preserve">Go to Google Play on your Android device, or the App Store on your iOS device. Download and install the latest version of </w:t>
+      </w:r>
+      <w:r>
+        <w:t>TeamViewer</w:t>
+      </w:r>
+      <w:r>
+        <w:t>.</w:t>
       </w:r>
     </w:p>
     <w:p>
@@ -2466,11 +2302,12 @@
       <w:pPr>
         <w:pStyle w:val="Heading1"/>
       </w:pPr>
-      <w:bookmarkStart w:id="9" w:name="_Toc55274678"/>
-      <w:r>
+      <w:bookmarkStart w:id="8" w:name="_Toc55274678"/>
+      <w:r>
+        <w:lastRenderedPageBreak/>
         <w:t>Project Reflection</w:t>
       </w:r>
-      <w:bookmarkEnd w:id="9"/>
+      <w:bookmarkEnd w:id="8"/>
     </w:p>
     <w:p>
       <w:pPr>
@@ -2600,12 +2437,7 @@
       </w:r>
     </w:p>
     <w:sectPr>
-      <w:headerReference w:type="even" r:id="rId9"/>
-      <w:headerReference w:type="default" r:id="rId10"/>
-      <w:footerReference w:type="even" r:id="rId11"/>
-      <w:footerReference w:type="default" r:id="rId12"/>
-      <w:headerReference w:type="first" r:id="rId13"/>
-      <w:footerReference w:type="first" r:id="rId14"/>
+      <w:footerReference w:type="default" r:id="rId9"/>
       <w:pgSz w:w="12240" w:h="15840"/>
       <w:pgMar w:top="1440" w:right="1440" w:bottom="1440" w:left="1440" w:header="720" w:footer="720" w:gutter="0"/>
       <w:cols w:space="720"/>
@@ -2616,7 +2448,7 @@
 </file>
 
 <file path=word/endnotes.xml><?xml version="1.0" encoding="utf-8"?>
-<w:endnotes xmlns:wpc="http://schemas.microsoft.com/office/word/2010/wordprocessingCanvas" xmlns:cx="http://schemas.microsoft.com/office/drawing/2014/chartex" xmlns:cx1="http://schemas.microsoft.com/office/drawing/2015/9/8/chartex" xmlns:cx2="http://schemas.microsoft.com/office/drawing/2015/10/21/chartex" xmlns:cx3="http://schemas.microsoft.com/office/drawing/2016/5/9/chartex" xmlns:cx4="http://schemas.microsoft.com/office/drawing/2016/5/10/chartex" xmlns:cx5="http://schemas.microsoft.com/office/drawing/2016/5/11/chartex" xmlns:cx6="http://schemas.microsoft.com/office/drawing/2016/5/12/chartex" xmlns:cx7="http://schemas.microsoft.com/office/drawing/2016/5/13/chartex" xmlns:cx8="http://schemas.microsoft.com/office/drawing/2016/5/14/chartex" xmlns:mc="http://schemas.openxmlformats.org/markup-compatibility/2006" xmlns:aink="http://schemas.microsoft.com/office/drawing/2016/ink" xmlns:am3d="http://schemas.microsoft.com/office/drawing/2017/model3d" xmlns:o="urn:schemas-microsoft-com:office:office" xmlns:oel="http://schemas.microsoft.com/office/2019/extlst" xmlns:r="http://schemas.openxmlformats.org/officeDocument/2006/relationships" xmlns:m="http://schemas.openxmlformats.org/officeDocument/2006/math" xmlns:v="urn:schemas-microsoft-com:vml" xmlns:wp14="http://schemas.microsoft.com/office/word/2010/wordprocessingDrawing" xmlns:wp="http://schemas.openxmlformats.org/drawingml/2006/wordprocessingDrawing" xmlns:w10="urn:schemas-microsoft-com:office:word" xmlns:w="http://schemas.openxmlformats.org/wordprocessingml/2006/main" xmlns:w14="http://schemas.microsoft.com/office/word/2010/wordml" xmlns:w15="http://schemas.microsoft.com/office/word/2012/wordml" xmlns:w16cex="http://schemas.microsoft.com/office/word/2018/wordml/cex" xmlns:w16cid="http://schemas.microsoft.com/office/word/2016/wordml/cid" xmlns:w16="http://schemas.microsoft.com/office/word/2018/wordml" xmlns:w16sdtdh="http://schemas.microsoft.com/office/word/2020/wordml/sdtdatahash" xmlns:w16se="http://schemas.microsoft.com/office/word/2015/wordml/symex" xmlns:wpg="http://schemas.microsoft.com/office/word/2010/wordprocessingGroup" xmlns:wpi="http://schemas.microsoft.com/office/word/2010/wordprocessingInk" xmlns:wne="http://schemas.microsoft.com/office/word/2006/wordml" xmlns:wps="http://schemas.microsoft.com/office/word/2010/wordprocessingShape" mc:Ignorable="w14 w15 w16se w16cid w16 w16cex w16sdtdh wp14">
+<w:endnotes xmlns:wpc="http://schemas.microsoft.com/office/word/2010/wordprocessingCanvas" xmlns:cx="http://schemas.microsoft.com/office/drawing/2014/chartex" xmlns:cx1="http://schemas.microsoft.com/office/drawing/2015/9/8/chartex" xmlns:cx2="http://schemas.microsoft.com/office/drawing/2015/10/21/chartex" xmlns:cx3="http://schemas.microsoft.com/office/drawing/2016/5/9/chartex" xmlns:cx4="http://schemas.microsoft.com/office/drawing/2016/5/10/chartex" xmlns:cx5="http://schemas.microsoft.com/office/drawing/2016/5/11/chartex" xmlns:cx6="http://schemas.microsoft.com/office/drawing/2016/5/12/chartex" xmlns:cx7="http://schemas.microsoft.com/office/drawing/2016/5/13/chartex" xmlns:cx8="http://schemas.microsoft.com/office/drawing/2016/5/14/chartex" xmlns:mc="http://schemas.openxmlformats.org/markup-compatibility/2006" xmlns:aink="http://schemas.microsoft.com/office/drawing/2016/ink" xmlns:am3d="http://schemas.microsoft.com/office/drawing/2017/model3d" xmlns:o="urn:schemas-microsoft-com:office:office" xmlns:oel="http://schemas.microsoft.com/office/2019/extlst" xmlns:r="http://schemas.openxmlformats.org/officeDocument/2006/relationships" xmlns:m="http://schemas.openxmlformats.org/officeDocument/2006/math" xmlns:v="urn:schemas-microsoft-com:vml" xmlns:wp14="http://schemas.microsoft.com/office/word/2010/wordprocessingDrawing" xmlns:wp="http://schemas.openxmlformats.org/drawingml/2006/wordprocessingDrawing" xmlns:w10="urn:schemas-microsoft-com:office:word" xmlns:w="http://schemas.openxmlformats.org/wordprocessingml/2006/main" xmlns:w14="http://schemas.microsoft.com/office/word/2010/wordml" xmlns:w15="http://schemas.microsoft.com/office/word/2012/wordml" xmlns:w16cex="http://schemas.microsoft.com/office/word/2018/wordml/cex" xmlns:w16cid="http://schemas.microsoft.com/office/word/2016/wordml/cid" xmlns:w16="http://schemas.microsoft.com/office/word/2018/wordml" xmlns:w16du="http://schemas.microsoft.com/office/word/2023/wordml/word16du" xmlns:w16sdtdh="http://schemas.microsoft.com/office/word/2020/wordml/sdtdatahash" xmlns:w16sdtfl="http://schemas.microsoft.com/office/word/2024/wordml/sdtformatlock" xmlns:w16se="http://schemas.microsoft.com/office/word/2015/wordml/symex" xmlns:wpg="http://schemas.microsoft.com/office/word/2010/wordprocessingGroup" xmlns:wpi="http://schemas.microsoft.com/office/word/2010/wordprocessingInk" xmlns:wne="http://schemas.microsoft.com/office/word/2006/wordml" xmlns:wps="http://schemas.microsoft.com/office/word/2010/wordprocessingShape" mc:Ignorable="w14 w15 w16se w16cid w16 w16cex w16sdtdh w16sdtfl w16du wp14">
   <w:endnote w:type="separator" w:id="-1">
     <w:p>
       <w:pPr>
@@ -2641,17 +2473,7 @@
 </file>
 
 <file path=word/footer1.xml><?xml version="1.0" encoding="utf-8"?>
-<w:ftr xmlns:wpc="http://schemas.microsoft.com/office/word/2010/wordprocessingCanvas" xmlns:cx="http://schemas.microsoft.com/office/drawing/2014/chartex" xmlns:cx1="http://schemas.microsoft.com/office/drawing/2015/9/8/chartex" xmlns:cx2="http://schemas.microsoft.com/office/drawing/2015/10/21/chartex" xmlns:cx3="http://schemas.microsoft.com/office/drawing/2016/5/9/chartex" xmlns:cx4="http://schemas.microsoft.com/office/drawing/2016/5/10/chartex" xmlns:cx5="http://schemas.microsoft.com/office/drawing/2016/5/11/chartex" xmlns:cx6="http://schemas.microsoft.com/office/drawing/2016/5/12/chartex" xmlns:cx7="http://schemas.microsoft.com/office/drawing/2016/5/13/chartex" xmlns:cx8="http://schemas.microsoft.com/office/drawing/2016/5/14/chartex" xmlns:mc="http://schemas.openxmlformats.org/markup-compatibility/2006" xmlns:aink="http://schemas.microsoft.com/office/drawing/2016/ink" xmlns:am3d="http://schemas.microsoft.com/office/drawing/2017/model3d" xmlns:o="urn:schemas-microsoft-com:office:office" xmlns:oel="http://schemas.microsoft.com/office/2019/extlst" xmlns:r="http://schemas.openxmlformats.org/officeDocument/2006/relationships" xmlns:m="http://schemas.openxmlformats.org/officeDocument/2006/math" xmlns:v="urn:schemas-microsoft-com:vml" xmlns:wp14="http://schemas.microsoft.com/office/word/2010/wordprocessingDrawing" xmlns:wp="http://schemas.openxmlformats.org/drawingml/2006/wordprocessingDrawing" xmlns:w10="urn:schemas-microsoft-com:office:word" xmlns:w="http://schemas.openxmlformats.org/wordprocessingml/2006/main" xmlns:w14="http://schemas.microsoft.com/office/word/2010/wordml" xmlns:w15="http://schemas.microsoft.com/office/word/2012/wordml" xmlns:w16cex="http://schemas.microsoft.com/office/word/2018/wordml/cex" xmlns:w16cid="http://schemas.microsoft.com/office/word/2016/wordml/cid" xmlns:w16="http://schemas.microsoft.com/office/word/2018/wordml" xmlns:w16sdtdh="http://schemas.microsoft.com/office/word/2020/wordml/sdtdatahash" xmlns:w16se="http://schemas.microsoft.com/office/word/2015/wordml/symex" xmlns:wpg="http://schemas.microsoft.com/office/word/2010/wordprocessingGroup" xmlns:wpi="http://schemas.microsoft.com/office/word/2010/wordprocessingInk" xmlns:wne="http://schemas.microsoft.com/office/word/2006/wordml" xmlns:wps="http://schemas.microsoft.com/office/word/2010/wordprocessingShape" mc:Ignorable="w14 w15 w16se w16cid w16 w16cex w16sdtdh wp14">
-  <w:p>
-    <w:pPr>
-      <w:pStyle w:val="Footer"/>
-    </w:pPr>
-  </w:p>
-</w:ftr>
-</file>
-
-<file path=word/footer2.xml><?xml version="1.0" encoding="utf-8"?>
-<w:ftr xmlns:wpc="http://schemas.microsoft.com/office/word/2010/wordprocessingCanvas" xmlns:cx="http://schemas.microsoft.com/office/drawing/2014/chartex" xmlns:cx1="http://schemas.microsoft.com/office/drawing/2015/9/8/chartex" xmlns:cx2="http://schemas.microsoft.com/office/drawing/2015/10/21/chartex" xmlns:cx3="http://schemas.microsoft.com/office/drawing/2016/5/9/chartex" xmlns:cx4="http://schemas.microsoft.com/office/drawing/2016/5/10/chartex" xmlns:cx5="http://schemas.microsoft.com/office/drawing/2016/5/11/chartex" xmlns:cx6="http://schemas.microsoft.com/office/drawing/2016/5/12/chartex" xmlns:cx7="http://schemas.microsoft.com/office/drawing/2016/5/13/chartex" xmlns:cx8="http://schemas.microsoft.com/office/drawing/2016/5/14/chartex" xmlns:mc="http://schemas.openxmlformats.org/markup-compatibility/2006" xmlns:aink="http://schemas.microsoft.com/office/drawing/2016/ink" xmlns:am3d="http://schemas.microsoft.com/office/drawing/2017/model3d" xmlns:o="urn:schemas-microsoft-com:office:office" xmlns:oel="http://schemas.microsoft.com/office/2019/extlst" xmlns:r="http://schemas.openxmlformats.org/officeDocument/2006/relationships" xmlns:m="http://schemas.openxmlformats.org/officeDocument/2006/math" xmlns:v="urn:schemas-microsoft-com:vml" xmlns:wp14="http://schemas.microsoft.com/office/word/2010/wordprocessingDrawing" xmlns:wp="http://schemas.openxmlformats.org/drawingml/2006/wordprocessingDrawing" xmlns:w10="urn:schemas-microsoft-com:office:word" xmlns:w="http://schemas.openxmlformats.org/wordprocessingml/2006/main" xmlns:w14="http://schemas.microsoft.com/office/word/2010/wordml" xmlns:w15="http://schemas.microsoft.com/office/word/2012/wordml" xmlns:w16cex="http://schemas.microsoft.com/office/word/2018/wordml/cex" xmlns:w16cid="http://schemas.microsoft.com/office/word/2016/wordml/cid" xmlns:w16="http://schemas.microsoft.com/office/word/2018/wordml" xmlns:w16sdtdh="http://schemas.microsoft.com/office/word/2020/wordml/sdtdatahash" xmlns:w16se="http://schemas.microsoft.com/office/word/2015/wordml/symex" xmlns:wpg="http://schemas.microsoft.com/office/word/2010/wordprocessingGroup" xmlns:wpi="http://schemas.microsoft.com/office/word/2010/wordprocessingInk" xmlns:wne="http://schemas.microsoft.com/office/word/2006/wordml" xmlns:wps="http://schemas.microsoft.com/office/word/2010/wordprocessingShape" mc:Ignorable="w14 w15 w16se w16cid w16 w16cex w16sdtdh wp14">
+<w:ftr xmlns:wpc="http://schemas.microsoft.com/office/word/2010/wordprocessingCanvas" xmlns:cx="http://schemas.microsoft.com/office/drawing/2014/chartex" xmlns:cx1="http://schemas.microsoft.com/office/drawing/2015/9/8/chartex" xmlns:cx2="http://schemas.microsoft.com/office/drawing/2015/10/21/chartex" xmlns:cx3="http://schemas.microsoft.com/office/drawing/2016/5/9/chartex" xmlns:cx4="http://schemas.microsoft.com/office/drawing/2016/5/10/chartex" xmlns:cx5="http://schemas.microsoft.com/office/drawing/2016/5/11/chartex" xmlns:cx6="http://schemas.microsoft.com/office/drawing/2016/5/12/chartex" xmlns:cx7="http://schemas.microsoft.com/office/drawing/2016/5/13/chartex" xmlns:cx8="http://schemas.microsoft.com/office/drawing/2016/5/14/chartex" xmlns:mc="http://schemas.openxmlformats.org/markup-compatibility/2006" xmlns:aink="http://schemas.microsoft.com/office/drawing/2016/ink" xmlns:am3d="http://schemas.microsoft.com/office/drawing/2017/model3d" xmlns:o="urn:schemas-microsoft-com:office:office" xmlns:oel="http://schemas.microsoft.com/office/2019/extlst" xmlns:r="http://schemas.openxmlformats.org/officeDocument/2006/relationships" xmlns:m="http://schemas.openxmlformats.org/officeDocument/2006/math" xmlns:v="urn:schemas-microsoft-com:vml" xmlns:wp14="http://schemas.microsoft.com/office/word/2010/wordprocessingDrawing" xmlns:wp="http://schemas.openxmlformats.org/drawingml/2006/wordprocessingDrawing" xmlns:w10="urn:schemas-microsoft-com:office:word" xmlns:w="http://schemas.openxmlformats.org/wordprocessingml/2006/main" xmlns:w14="http://schemas.microsoft.com/office/word/2010/wordml" xmlns:w15="http://schemas.microsoft.com/office/word/2012/wordml" xmlns:w16cex="http://schemas.microsoft.com/office/word/2018/wordml/cex" xmlns:w16cid="http://schemas.microsoft.com/office/word/2016/wordml/cid" xmlns:w16="http://schemas.microsoft.com/office/word/2018/wordml" xmlns:w16du="http://schemas.microsoft.com/office/word/2023/wordml/word16du" xmlns:w16sdtdh="http://schemas.microsoft.com/office/word/2020/wordml/sdtdatahash" xmlns:w16sdtfl="http://schemas.microsoft.com/office/word/2024/wordml/sdtformatlock" xmlns:w16se="http://schemas.microsoft.com/office/word/2015/wordml/symex" xmlns:wpg="http://schemas.microsoft.com/office/word/2010/wordprocessingGroup" xmlns:wpi="http://schemas.microsoft.com/office/word/2010/wordprocessingInk" xmlns:wne="http://schemas.microsoft.com/office/word/2006/wordml" xmlns:wps="http://schemas.microsoft.com/office/word/2010/wordprocessingShape" mc:Ignorable="w14 w15 w16se w16cid w16 w16cex w16sdtdh w16sdtfl w16du wp14">
   <w:p>
     <w:pPr>
       <w:pStyle w:val="Footer"/>
@@ -2725,13 +2547,13 @@
       <w:t>0</w:t>
     </w:r>
     <w:r>
-      <w:t>6</w:t>
+      <w:t>9</w:t>
     </w:r>
     <w:r>
       <w:t>/</w:t>
     </w:r>
     <w:r>
-      <w:t>12</w:t>
+      <w:t>09</w:t>
     </w:r>
     <w:r>
       <w:t>/20</w:t>
@@ -2740,24 +2562,14 @@
       <w:t>2</w:t>
     </w:r>
     <w:r>
-      <w:t>3</w:t>
+      <w:t>5</w:t>
     </w:r>
   </w:p>
 </w:ftr>
 </file>
 
-<file path=word/footer3.xml><?xml version="1.0" encoding="utf-8"?>
-<w:ftr xmlns:wpc="http://schemas.microsoft.com/office/word/2010/wordprocessingCanvas" xmlns:cx="http://schemas.microsoft.com/office/drawing/2014/chartex" xmlns:cx1="http://schemas.microsoft.com/office/drawing/2015/9/8/chartex" xmlns:cx2="http://schemas.microsoft.com/office/drawing/2015/10/21/chartex" xmlns:cx3="http://schemas.microsoft.com/office/drawing/2016/5/9/chartex" xmlns:cx4="http://schemas.microsoft.com/office/drawing/2016/5/10/chartex" xmlns:cx5="http://schemas.microsoft.com/office/drawing/2016/5/11/chartex" xmlns:cx6="http://schemas.microsoft.com/office/drawing/2016/5/12/chartex" xmlns:cx7="http://schemas.microsoft.com/office/drawing/2016/5/13/chartex" xmlns:cx8="http://schemas.microsoft.com/office/drawing/2016/5/14/chartex" xmlns:mc="http://schemas.openxmlformats.org/markup-compatibility/2006" xmlns:aink="http://schemas.microsoft.com/office/drawing/2016/ink" xmlns:am3d="http://schemas.microsoft.com/office/drawing/2017/model3d" xmlns:o="urn:schemas-microsoft-com:office:office" xmlns:oel="http://schemas.microsoft.com/office/2019/extlst" xmlns:r="http://schemas.openxmlformats.org/officeDocument/2006/relationships" xmlns:m="http://schemas.openxmlformats.org/officeDocument/2006/math" xmlns:v="urn:schemas-microsoft-com:vml" xmlns:wp14="http://schemas.microsoft.com/office/word/2010/wordprocessingDrawing" xmlns:wp="http://schemas.openxmlformats.org/drawingml/2006/wordprocessingDrawing" xmlns:w10="urn:schemas-microsoft-com:office:word" xmlns:w="http://schemas.openxmlformats.org/wordprocessingml/2006/main" xmlns:w14="http://schemas.microsoft.com/office/word/2010/wordml" xmlns:w15="http://schemas.microsoft.com/office/word/2012/wordml" xmlns:w16cex="http://schemas.microsoft.com/office/word/2018/wordml/cex" xmlns:w16cid="http://schemas.microsoft.com/office/word/2016/wordml/cid" xmlns:w16="http://schemas.microsoft.com/office/word/2018/wordml" xmlns:w16sdtdh="http://schemas.microsoft.com/office/word/2020/wordml/sdtdatahash" xmlns:w16se="http://schemas.microsoft.com/office/word/2015/wordml/symex" xmlns:wpg="http://schemas.microsoft.com/office/word/2010/wordprocessingGroup" xmlns:wpi="http://schemas.microsoft.com/office/word/2010/wordprocessingInk" xmlns:wne="http://schemas.microsoft.com/office/word/2006/wordml" xmlns:wps="http://schemas.microsoft.com/office/word/2010/wordprocessingShape" mc:Ignorable="w14 w15 w16se w16cid w16 w16cex w16sdtdh wp14">
-  <w:p>
-    <w:pPr>
-      <w:pStyle w:val="Footer"/>
-    </w:pPr>
-  </w:p>
-</w:ftr>
-</file>
-
 <file path=word/footnotes.xml><?xml version="1.0" encoding="utf-8"?>
-<w:footnotes xmlns:wpc="http://schemas.microsoft.com/office/word/2010/wordprocessingCanvas" xmlns:cx="http://schemas.microsoft.com/office/drawing/2014/chartex" xmlns:cx1="http://schemas.microsoft.com/office/drawing/2015/9/8/chartex" xmlns:cx2="http://schemas.microsoft.com/office/drawing/2015/10/21/chartex" xmlns:cx3="http://schemas.microsoft.com/office/drawing/2016/5/9/chartex" xmlns:cx4="http://schemas.microsoft.com/office/drawing/2016/5/10/chartex" xmlns:cx5="http://schemas.microsoft.com/office/drawing/2016/5/11/chartex" xmlns:cx6="http://schemas.microsoft.com/office/drawing/2016/5/12/chartex" xmlns:cx7="http://schemas.microsoft.com/office/drawing/2016/5/13/chartex" xmlns:cx8="http://schemas.microsoft.com/office/drawing/2016/5/14/chartex" xmlns:mc="http://schemas.openxmlformats.org/markup-compatibility/2006" xmlns:aink="http://schemas.microsoft.com/office/drawing/2016/ink" xmlns:am3d="http://schemas.microsoft.com/office/drawing/2017/model3d" xmlns:o="urn:schemas-microsoft-com:office:office" xmlns:oel="http://schemas.microsoft.com/office/2019/extlst" xmlns:r="http://schemas.openxmlformats.org/officeDocument/2006/relationships" xmlns:m="http://schemas.openxmlformats.org/officeDocument/2006/math" xmlns:v="urn:schemas-microsoft-com:vml" xmlns:wp14="http://schemas.microsoft.com/office/word/2010/wordprocessingDrawing" xmlns:wp="http://schemas.openxmlformats.org/drawingml/2006/wordprocessingDrawing" xmlns:w10="urn:schemas-microsoft-com:office:word" xmlns:w="http://schemas.openxmlformats.org/wordprocessingml/2006/main" xmlns:w14="http://schemas.microsoft.com/office/word/2010/wordml" xmlns:w15="http://schemas.microsoft.com/office/word/2012/wordml" xmlns:w16cex="http://schemas.microsoft.com/office/word/2018/wordml/cex" xmlns:w16cid="http://schemas.microsoft.com/office/word/2016/wordml/cid" xmlns:w16="http://schemas.microsoft.com/office/word/2018/wordml" xmlns:w16sdtdh="http://schemas.microsoft.com/office/word/2020/wordml/sdtdatahash" xmlns:w16se="http://schemas.microsoft.com/office/word/2015/wordml/symex" xmlns:wpg="http://schemas.microsoft.com/office/word/2010/wordprocessingGroup" xmlns:wpi="http://schemas.microsoft.com/office/word/2010/wordprocessingInk" xmlns:wne="http://schemas.microsoft.com/office/word/2006/wordml" xmlns:wps="http://schemas.microsoft.com/office/word/2010/wordprocessingShape" mc:Ignorable="w14 w15 w16se w16cid w16 w16cex w16sdtdh wp14">
+<w:footnotes xmlns:wpc="http://schemas.microsoft.com/office/word/2010/wordprocessingCanvas" xmlns:cx="http://schemas.microsoft.com/office/drawing/2014/chartex" xmlns:cx1="http://schemas.microsoft.com/office/drawing/2015/9/8/chartex" xmlns:cx2="http://schemas.microsoft.com/office/drawing/2015/10/21/chartex" xmlns:cx3="http://schemas.microsoft.com/office/drawing/2016/5/9/chartex" xmlns:cx4="http://schemas.microsoft.com/office/drawing/2016/5/10/chartex" xmlns:cx5="http://schemas.microsoft.com/office/drawing/2016/5/11/chartex" xmlns:cx6="http://schemas.microsoft.com/office/drawing/2016/5/12/chartex" xmlns:cx7="http://schemas.microsoft.com/office/drawing/2016/5/13/chartex" xmlns:cx8="http://schemas.microsoft.com/office/drawing/2016/5/14/chartex" xmlns:mc="http://schemas.openxmlformats.org/markup-compatibility/2006" xmlns:aink="http://schemas.microsoft.com/office/drawing/2016/ink" xmlns:am3d="http://schemas.microsoft.com/office/drawing/2017/model3d" xmlns:o="urn:schemas-microsoft-com:office:office" xmlns:oel="http://schemas.microsoft.com/office/2019/extlst" xmlns:r="http://schemas.openxmlformats.org/officeDocument/2006/relationships" xmlns:m="http://schemas.openxmlformats.org/officeDocument/2006/math" xmlns:v="urn:schemas-microsoft-com:vml" xmlns:wp14="http://schemas.microsoft.com/office/word/2010/wordprocessingDrawing" xmlns:wp="http://schemas.openxmlformats.org/drawingml/2006/wordprocessingDrawing" xmlns:w10="urn:schemas-microsoft-com:office:word" xmlns:w="http://schemas.openxmlformats.org/wordprocessingml/2006/main" xmlns:w14="http://schemas.microsoft.com/office/word/2010/wordml" xmlns:w15="http://schemas.microsoft.com/office/word/2012/wordml" xmlns:w16cex="http://schemas.microsoft.com/office/word/2018/wordml/cex" xmlns:w16cid="http://schemas.microsoft.com/office/word/2016/wordml/cid" xmlns:w16="http://schemas.microsoft.com/office/word/2018/wordml" xmlns:w16du="http://schemas.microsoft.com/office/word/2023/wordml/word16du" xmlns:w16sdtdh="http://schemas.microsoft.com/office/word/2020/wordml/sdtdatahash" xmlns:w16sdtfl="http://schemas.microsoft.com/office/word/2024/wordml/sdtformatlock" xmlns:w16se="http://schemas.microsoft.com/office/word/2015/wordml/symex" xmlns:wpg="http://schemas.microsoft.com/office/word/2010/wordprocessingGroup" xmlns:wpi="http://schemas.microsoft.com/office/word/2010/wordprocessingInk" xmlns:wne="http://schemas.microsoft.com/office/word/2006/wordml" xmlns:wps="http://schemas.microsoft.com/office/word/2010/wordprocessingShape" mc:Ignorable="w14 w15 w16se w16cid w16 w16cex w16sdtdh w16sdtfl w16du wp14">
   <w:footnote w:type="separator" w:id="-1">
     <w:p>
       <w:pPr>
@@ -2781,38 +2593,8 @@
 </w:footnotes>
 </file>
 
-<file path=word/header1.xml><?xml version="1.0" encoding="utf-8"?>
-<w:hdr xmlns:wpc="http://schemas.microsoft.com/office/word/2010/wordprocessingCanvas" xmlns:cx="http://schemas.microsoft.com/office/drawing/2014/chartex" xmlns:cx1="http://schemas.microsoft.com/office/drawing/2015/9/8/chartex" xmlns:cx2="http://schemas.microsoft.com/office/drawing/2015/10/21/chartex" xmlns:cx3="http://schemas.microsoft.com/office/drawing/2016/5/9/chartex" xmlns:cx4="http://schemas.microsoft.com/office/drawing/2016/5/10/chartex" xmlns:cx5="http://schemas.microsoft.com/office/drawing/2016/5/11/chartex" xmlns:cx6="http://schemas.microsoft.com/office/drawing/2016/5/12/chartex" xmlns:cx7="http://schemas.microsoft.com/office/drawing/2016/5/13/chartex" xmlns:cx8="http://schemas.microsoft.com/office/drawing/2016/5/14/chartex" xmlns:mc="http://schemas.openxmlformats.org/markup-compatibility/2006" xmlns:aink="http://schemas.microsoft.com/office/drawing/2016/ink" xmlns:am3d="http://schemas.microsoft.com/office/drawing/2017/model3d" xmlns:o="urn:schemas-microsoft-com:office:office" xmlns:oel="http://schemas.microsoft.com/office/2019/extlst" xmlns:r="http://schemas.openxmlformats.org/officeDocument/2006/relationships" xmlns:m="http://schemas.openxmlformats.org/officeDocument/2006/math" xmlns:v="urn:schemas-microsoft-com:vml" xmlns:wp14="http://schemas.microsoft.com/office/word/2010/wordprocessingDrawing" xmlns:wp="http://schemas.openxmlformats.org/drawingml/2006/wordprocessingDrawing" xmlns:w10="urn:schemas-microsoft-com:office:word" xmlns:w="http://schemas.openxmlformats.org/wordprocessingml/2006/main" xmlns:w14="http://schemas.microsoft.com/office/word/2010/wordml" xmlns:w15="http://schemas.microsoft.com/office/word/2012/wordml" xmlns:w16cex="http://schemas.microsoft.com/office/word/2018/wordml/cex" xmlns:w16cid="http://schemas.microsoft.com/office/word/2016/wordml/cid" xmlns:w16="http://schemas.microsoft.com/office/word/2018/wordml" xmlns:w16sdtdh="http://schemas.microsoft.com/office/word/2020/wordml/sdtdatahash" xmlns:w16se="http://schemas.microsoft.com/office/word/2015/wordml/symex" xmlns:wpg="http://schemas.microsoft.com/office/word/2010/wordprocessingGroup" xmlns:wpi="http://schemas.microsoft.com/office/word/2010/wordprocessingInk" xmlns:wne="http://schemas.microsoft.com/office/word/2006/wordml" xmlns:wps="http://schemas.microsoft.com/office/word/2010/wordprocessingShape" mc:Ignorable="w14 w15 w16se w16cid w16 w16cex w16sdtdh wp14">
-  <w:p>
-    <w:pPr>
-      <w:pStyle w:val="Header"/>
-    </w:pPr>
-  </w:p>
-</w:hdr>
-</file>
-
-<file path=word/header2.xml><?xml version="1.0" encoding="utf-8"?>
-<w:hdr xmlns:wpc="http://schemas.microsoft.com/office/word/2010/wordprocessingCanvas" xmlns:cx="http://schemas.microsoft.com/office/drawing/2014/chartex" xmlns:cx1="http://schemas.microsoft.com/office/drawing/2015/9/8/chartex" xmlns:cx2="http://schemas.microsoft.com/office/drawing/2015/10/21/chartex" xmlns:cx3="http://schemas.microsoft.com/office/drawing/2016/5/9/chartex" xmlns:cx4="http://schemas.microsoft.com/office/drawing/2016/5/10/chartex" xmlns:cx5="http://schemas.microsoft.com/office/drawing/2016/5/11/chartex" xmlns:cx6="http://schemas.microsoft.com/office/drawing/2016/5/12/chartex" xmlns:cx7="http://schemas.microsoft.com/office/drawing/2016/5/13/chartex" xmlns:cx8="http://schemas.microsoft.com/office/drawing/2016/5/14/chartex" xmlns:mc="http://schemas.openxmlformats.org/markup-compatibility/2006" xmlns:aink="http://schemas.microsoft.com/office/drawing/2016/ink" xmlns:am3d="http://schemas.microsoft.com/office/drawing/2017/model3d" xmlns:o="urn:schemas-microsoft-com:office:office" xmlns:oel="http://schemas.microsoft.com/office/2019/extlst" xmlns:r="http://schemas.openxmlformats.org/officeDocument/2006/relationships" xmlns:m="http://schemas.openxmlformats.org/officeDocument/2006/math" xmlns:v="urn:schemas-microsoft-com:vml" xmlns:wp14="http://schemas.microsoft.com/office/word/2010/wordprocessingDrawing" xmlns:wp="http://schemas.openxmlformats.org/drawingml/2006/wordprocessingDrawing" xmlns:w10="urn:schemas-microsoft-com:office:word" xmlns:w="http://schemas.openxmlformats.org/wordprocessingml/2006/main" xmlns:w14="http://schemas.microsoft.com/office/word/2010/wordml" xmlns:w15="http://schemas.microsoft.com/office/word/2012/wordml" xmlns:w16cex="http://schemas.microsoft.com/office/word/2018/wordml/cex" xmlns:w16cid="http://schemas.microsoft.com/office/word/2016/wordml/cid" xmlns:w16="http://schemas.microsoft.com/office/word/2018/wordml" xmlns:w16sdtdh="http://schemas.microsoft.com/office/word/2020/wordml/sdtdatahash" xmlns:w16se="http://schemas.microsoft.com/office/word/2015/wordml/symex" xmlns:wpg="http://schemas.microsoft.com/office/word/2010/wordprocessingGroup" xmlns:wpi="http://schemas.microsoft.com/office/word/2010/wordprocessingInk" xmlns:wne="http://schemas.microsoft.com/office/word/2006/wordml" xmlns:wps="http://schemas.microsoft.com/office/word/2010/wordprocessingShape" mc:Ignorable="w14 w15 w16se w16cid w16 w16cex w16sdtdh wp14">
-  <w:p>
-    <w:pPr>
-      <w:pStyle w:val="Header"/>
-    </w:pPr>
-  </w:p>
-</w:hdr>
-</file>
-
-<file path=word/header3.xml><?xml version="1.0" encoding="utf-8"?>
-<w:hdr xmlns:wpc="http://schemas.microsoft.com/office/word/2010/wordprocessingCanvas" xmlns:cx="http://schemas.microsoft.com/office/drawing/2014/chartex" xmlns:cx1="http://schemas.microsoft.com/office/drawing/2015/9/8/chartex" xmlns:cx2="http://schemas.microsoft.com/office/drawing/2015/10/21/chartex" xmlns:cx3="http://schemas.microsoft.com/office/drawing/2016/5/9/chartex" xmlns:cx4="http://schemas.microsoft.com/office/drawing/2016/5/10/chartex" xmlns:cx5="http://schemas.microsoft.com/office/drawing/2016/5/11/chartex" xmlns:cx6="http://schemas.microsoft.com/office/drawing/2016/5/12/chartex" xmlns:cx7="http://schemas.microsoft.com/office/drawing/2016/5/13/chartex" xmlns:cx8="http://schemas.microsoft.com/office/drawing/2016/5/14/chartex" xmlns:mc="http://schemas.openxmlformats.org/markup-compatibility/2006" xmlns:aink="http://schemas.microsoft.com/office/drawing/2016/ink" xmlns:am3d="http://schemas.microsoft.com/office/drawing/2017/model3d" xmlns:o="urn:schemas-microsoft-com:office:office" xmlns:oel="http://schemas.microsoft.com/office/2019/extlst" xmlns:r="http://schemas.openxmlformats.org/officeDocument/2006/relationships" xmlns:m="http://schemas.openxmlformats.org/officeDocument/2006/math" xmlns:v="urn:schemas-microsoft-com:vml" xmlns:wp14="http://schemas.microsoft.com/office/word/2010/wordprocessingDrawing" xmlns:wp="http://schemas.openxmlformats.org/drawingml/2006/wordprocessingDrawing" xmlns:w10="urn:schemas-microsoft-com:office:word" xmlns:w="http://schemas.openxmlformats.org/wordprocessingml/2006/main" xmlns:w14="http://schemas.microsoft.com/office/word/2010/wordml" xmlns:w15="http://schemas.microsoft.com/office/word/2012/wordml" xmlns:w16cex="http://schemas.microsoft.com/office/word/2018/wordml/cex" xmlns:w16cid="http://schemas.microsoft.com/office/word/2016/wordml/cid" xmlns:w16="http://schemas.microsoft.com/office/word/2018/wordml" xmlns:w16sdtdh="http://schemas.microsoft.com/office/word/2020/wordml/sdtdatahash" xmlns:w16se="http://schemas.microsoft.com/office/word/2015/wordml/symex" xmlns:wpg="http://schemas.microsoft.com/office/word/2010/wordprocessingGroup" xmlns:wpi="http://schemas.microsoft.com/office/word/2010/wordprocessingInk" xmlns:wne="http://schemas.microsoft.com/office/word/2006/wordml" xmlns:wps="http://schemas.microsoft.com/office/word/2010/wordprocessingShape" mc:Ignorable="w14 w15 w16se w16cid w16 w16cex w16sdtdh wp14">
-  <w:p>
-    <w:pPr>
-      <w:pStyle w:val="Header"/>
-    </w:pPr>
-  </w:p>
-</w:hdr>
-</file>
-
 <file path=word/numbering.xml><?xml version="1.0" encoding="utf-8"?>
-<w:numbering xmlns:wpc="http://schemas.microsoft.com/office/word/2010/wordprocessingCanvas" xmlns:cx="http://schemas.microsoft.com/office/drawing/2014/chartex" xmlns:cx1="http://schemas.microsoft.com/office/drawing/2015/9/8/chartex" xmlns:cx2="http://schemas.microsoft.com/office/drawing/2015/10/21/chartex" xmlns:cx3="http://schemas.microsoft.com/office/drawing/2016/5/9/chartex" xmlns:cx4="http://schemas.microsoft.com/office/drawing/2016/5/10/chartex" xmlns:cx5="http://schemas.microsoft.com/office/drawing/2016/5/11/chartex" xmlns:cx6="http://schemas.microsoft.com/office/drawing/2016/5/12/chartex" xmlns:cx7="http://schemas.microsoft.com/office/drawing/2016/5/13/chartex" xmlns:cx8="http://schemas.microsoft.com/office/drawing/2016/5/14/chartex" xmlns:mc="http://schemas.openxmlformats.org/markup-compatibility/2006" xmlns:aink="http://schemas.microsoft.com/office/drawing/2016/ink" xmlns:am3d="http://schemas.microsoft.com/office/drawing/2017/model3d" xmlns:o="urn:schemas-microsoft-com:office:office" xmlns:oel="http://schemas.microsoft.com/office/2019/extlst" xmlns:r="http://schemas.openxmlformats.org/officeDocument/2006/relationships" xmlns:m="http://schemas.openxmlformats.org/officeDocument/2006/math" xmlns:v="urn:schemas-microsoft-com:vml" xmlns:wp14="http://schemas.microsoft.com/office/word/2010/wordprocessingDrawing" xmlns:wp="http://schemas.openxmlformats.org/drawingml/2006/wordprocessingDrawing" xmlns:w10="urn:schemas-microsoft-com:office:word" xmlns:w="http://schemas.openxmlformats.org/wordprocessingml/2006/main" xmlns:w14="http://schemas.microsoft.com/office/word/2010/wordml" xmlns:w15="http://schemas.microsoft.com/office/word/2012/wordml" xmlns:w16cex="http://schemas.microsoft.com/office/word/2018/wordml/cex" xmlns:w16cid="http://schemas.microsoft.com/office/word/2016/wordml/cid" xmlns:w16="http://schemas.microsoft.com/office/word/2018/wordml" xmlns:w16sdtdh="http://schemas.microsoft.com/office/word/2020/wordml/sdtdatahash" xmlns:w16se="http://schemas.microsoft.com/office/word/2015/wordml/symex" xmlns:wpg="http://schemas.microsoft.com/office/word/2010/wordprocessingGroup" xmlns:wpi="http://schemas.microsoft.com/office/word/2010/wordprocessingInk" xmlns:wne="http://schemas.microsoft.com/office/word/2006/wordml" xmlns:wps="http://schemas.microsoft.com/office/word/2010/wordprocessingShape" mc:Ignorable="w14 w15 w16se w16cid w16 w16cex w16sdtdh wp14">
+<w:numbering xmlns:wpc="http://schemas.microsoft.com/office/word/2010/wordprocessingCanvas" xmlns:cx="http://schemas.microsoft.com/office/drawing/2014/chartex" xmlns:cx1="http://schemas.microsoft.com/office/drawing/2015/9/8/chartex" xmlns:cx2="http://schemas.microsoft.com/office/drawing/2015/10/21/chartex" xmlns:cx3="http://schemas.microsoft.com/office/drawing/2016/5/9/chartex" xmlns:cx4="http://schemas.microsoft.com/office/drawing/2016/5/10/chartex" xmlns:cx5="http://schemas.microsoft.com/office/drawing/2016/5/11/chartex" xmlns:cx6="http://schemas.microsoft.com/office/drawing/2016/5/12/chartex" xmlns:cx7="http://schemas.microsoft.com/office/drawing/2016/5/13/chartex" xmlns:cx8="http://schemas.microsoft.com/office/drawing/2016/5/14/chartex" xmlns:mc="http://schemas.openxmlformats.org/markup-compatibility/2006" xmlns:aink="http://schemas.microsoft.com/office/drawing/2016/ink" xmlns:am3d="http://schemas.microsoft.com/office/drawing/2017/model3d" xmlns:o="urn:schemas-microsoft-com:office:office" xmlns:oel="http://schemas.microsoft.com/office/2019/extlst" xmlns:r="http://schemas.openxmlformats.org/officeDocument/2006/relationships" xmlns:m="http://schemas.openxmlformats.org/officeDocument/2006/math" xmlns:v="urn:schemas-microsoft-com:vml" xmlns:wp14="http://schemas.microsoft.com/office/word/2010/wordprocessingDrawing" xmlns:wp="http://schemas.openxmlformats.org/drawingml/2006/wordprocessingDrawing" xmlns:w10="urn:schemas-microsoft-com:office:word" xmlns:w="http://schemas.openxmlformats.org/wordprocessingml/2006/main" xmlns:w14="http://schemas.microsoft.com/office/word/2010/wordml" xmlns:w15="http://schemas.microsoft.com/office/word/2012/wordml" xmlns:w16cex="http://schemas.microsoft.com/office/word/2018/wordml/cex" xmlns:w16cid="http://schemas.microsoft.com/office/word/2016/wordml/cid" xmlns:w16="http://schemas.microsoft.com/office/word/2018/wordml" xmlns:w16du="http://schemas.microsoft.com/office/word/2023/wordml/word16du" xmlns:w16sdtdh="http://schemas.microsoft.com/office/word/2020/wordml/sdtdatahash" xmlns:w16sdtfl="http://schemas.microsoft.com/office/word/2024/wordml/sdtformatlock" xmlns:w16se="http://schemas.microsoft.com/office/word/2015/wordml/symex" xmlns:wpg="http://schemas.microsoft.com/office/word/2010/wordprocessingGroup" xmlns:wpi="http://schemas.microsoft.com/office/word/2010/wordprocessingInk" xmlns:wne="http://schemas.microsoft.com/office/word/2006/wordml" xmlns:wps="http://schemas.microsoft.com/office/word/2010/wordprocessingShape" mc:Ignorable="w14 w15 w16se w16cid w16 w16cex w16sdtdh w16sdtfl w16du wp14">
   <w:abstractNum w:abstractNumId="0" w15:restartNumberingAfterBreak="0">
     <w:nsid w:val="03904AB7"/>
     <w:multiLevelType w:val="multilevel"/>
@@ -8348,7 +8130,7 @@
 </file>
 
 <file path=word/styles.xml><?xml version="1.0" encoding="utf-8"?>
-<w:styles xmlns:mc="http://schemas.openxmlformats.org/markup-compatibility/2006" xmlns:r="http://schemas.openxmlformats.org/officeDocument/2006/relationships" xmlns:w="http://schemas.openxmlformats.org/wordprocessingml/2006/main" xmlns:w14="http://schemas.microsoft.com/office/word/2010/wordml" xmlns:w15="http://schemas.microsoft.com/office/word/2012/wordml" xmlns:w16cex="http://schemas.microsoft.com/office/word/2018/wordml/cex" xmlns:w16cid="http://schemas.microsoft.com/office/word/2016/wordml/cid" xmlns:w16="http://schemas.microsoft.com/office/word/2018/wordml" xmlns:w16sdtdh="http://schemas.microsoft.com/office/word/2020/wordml/sdtdatahash" xmlns:w16se="http://schemas.microsoft.com/office/word/2015/wordml/symex" mc:Ignorable="w14 w15 w16se w16cid w16 w16cex w16sdtdh">
+<w:styles xmlns:mc="http://schemas.openxmlformats.org/markup-compatibility/2006" xmlns:r="http://schemas.openxmlformats.org/officeDocument/2006/relationships" xmlns:w="http://schemas.openxmlformats.org/wordprocessingml/2006/main" xmlns:w14="http://schemas.microsoft.com/office/word/2010/wordml" xmlns:w15="http://schemas.microsoft.com/office/word/2012/wordml" xmlns:w16cex="http://schemas.microsoft.com/office/word/2018/wordml/cex" xmlns:w16cid="http://schemas.microsoft.com/office/word/2016/wordml/cid" xmlns:w16="http://schemas.microsoft.com/office/word/2018/wordml" xmlns:w16du="http://schemas.microsoft.com/office/word/2023/wordml/word16du" xmlns:w16sdtdh="http://schemas.microsoft.com/office/word/2020/wordml/sdtdatahash" xmlns:w16sdtfl="http://schemas.microsoft.com/office/word/2024/wordml/sdtformatlock" xmlns:w16se="http://schemas.microsoft.com/office/word/2015/wordml/symex" mc:Ignorable="w14 w15 w16se w16cid w16 w16cex w16sdtdh w16sdtfl w16du">
   <w:docDefaults>
     <w:rPrDefault>
       <w:rPr>
@@ -8653,7 +8435,7 @@
   <w:style w:type="paragraph" w:default="1" w:styleId="Normal">
     <w:name w:val="Normal"/>
     <w:qFormat/>
-    <w:rsid w:val="00F44725"/>
+    <w:rsid w:val="00F67B70"/>
     <w:pPr>
       <w:spacing w:before="160" w:after="80" w:line="336" w:lineRule="auto"/>
     </w:pPr>
@@ -8668,7 +8450,7 @@
     <w:next w:val="Normal"/>
     <w:link w:val="Heading1Char"/>
     <w:qFormat/>
-    <w:rsid w:val="00F44725"/>
+    <w:rsid w:val="00F67B70"/>
     <w:pPr>
       <w:keepNext/>
       <w:spacing w:before="400" w:after="200" w:line="240" w:lineRule="auto"/>
@@ -8688,7 +8470,7 @@
     <w:next w:val="Normal"/>
     <w:link w:val="Heading2Char"/>
     <w:qFormat/>
-    <w:rsid w:val="00F44725"/>
+    <w:rsid w:val="00F67B70"/>
     <w:pPr>
       <w:keepNext/>
       <w:pBdr>
@@ -8711,7 +8493,7 @@
     <w:basedOn w:val="Normal"/>
     <w:next w:val="Normal"/>
     <w:qFormat/>
-    <w:rsid w:val="00F44725"/>
+    <w:rsid w:val="00F67B70"/>
     <w:pPr>
       <w:keepNext/>
       <w:autoSpaceDE w:val="0"/>
@@ -8730,9 +8512,8 @@
   <w:style w:type="character" w:default="1" w:styleId="DefaultParagraphFont">
     <w:name w:val="Default Paragraph Font"/>
     <w:uiPriority w:val="1"/>
-    <w:semiHidden/>
     <w:unhideWhenUsed/>
-    <w:rsid w:val="00F44725"/>
+    <w:rsid w:val="00F67B70"/>
   </w:style>
   <w:style w:type="table" w:default="1" w:styleId="TableNormal">
     <w:name w:val="Normal Table"/>
@@ -8754,7 +8535,7 @@
     <w:uiPriority w:val="99"/>
     <w:semiHidden/>
     <w:unhideWhenUsed/>
-    <w:rsid w:val="00F44725"/>
+    <w:rsid w:val="00F67B70"/>
   </w:style>
   <w:style w:type="table" w:styleId="TableGrid">
     <w:name w:val="Table Grid"/>
@@ -8776,14 +8557,14 @@
     <w:basedOn w:val="Normal"/>
     <w:uiPriority w:val="34"/>
     <w:qFormat/>
-    <w:rsid w:val="00F44725"/>
+    <w:rsid w:val="00F67B70"/>
     <w:pPr>
       <w:ind w:left="720"/>
     </w:pPr>
   </w:style>
   <w:style w:type="character" w:styleId="FollowedHyperlink">
     <w:name w:val="FollowedHyperlink"/>
-    <w:rsid w:val="00F44725"/>
+    <w:rsid w:val="00F67B70"/>
     <w:rPr>
       <w:color w:val="800080"/>
       <w:u w:val="single"/>
@@ -8793,7 +8574,7 @@
     <w:name w:val="footer"/>
     <w:basedOn w:val="Normal"/>
     <w:link w:val="FooterChar"/>
-    <w:rsid w:val="00F44725"/>
+    <w:rsid w:val="00F67B70"/>
     <w:pPr>
       <w:pBdr>
         <w:top w:val="single" w:sz="4" w:space="1" w:color="auto"/>
@@ -8823,7 +8604,7 @@
     <w:name w:val="header"/>
     <w:basedOn w:val="Normal"/>
     <w:link w:val="HeaderChar"/>
-    <w:rsid w:val="00F44725"/>
+    <w:rsid w:val="00F67B70"/>
     <w:pPr>
       <w:tabs>
         <w:tab w:val="left" w:pos="5040"/>
@@ -8873,7 +8654,7 @@
   </w:style>
   <w:style w:type="character" w:styleId="Hyperlink">
     <w:name w:val="Hyperlink"/>
-    <w:rsid w:val="00F44725"/>
+    <w:rsid w:val="00F67B70"/>
     <w:rPr>
       <w:color w:val="0000FF"/>
       <w:u w:val="single"/>
@@ -8882,7 +8663,7 @@
   <w:style w:type="paragraph" w:customStyle="1" w:styleId="NumberedHeading2">
     <w:name w:val="Numbered Heading 2"/>
     <w:basedOn w:val="Normal"/>
-    <w:rsid w:val="00F44725"/>
+    <w:rsid w:val="00F67B70"/>
     <w:pPr>
       <w:numPr>
         <w:numId w:val="1"/>
@@ -8892,7 +8673,7 @@
   <w:style w:type="paragraph" w:customStyle="1" w:styleId="Outlinenumbering">
     <w:name w:val="Outline numbering"/>
     <w:basedOn w:val="Normal"/>
-    <w:rsid w:val="00F44725"/>
+    <w:rsid w:val="00F67B70"/>
     <w:pPr>
       <w:numPr>
         <w:numId w:val="2"/>
@@ -8910,7 +8691,7 @@
   <w:style w:type="character" w:styleId="PageNumber">
     <w:name w:val="page number"/>
     <w:basedOn w:val="DefaultParagraphFont"/>
-    <w:rsid w:val="00F44725"/>
+    <w:rsid w:val="00F67B70"/>
   </w:style>
   <w:style w:type="character" w:customStyle="1" w:styleId="UnresolvedMention1">
     <w:name w:val="Unresolved Mention1"/>
@@ -8950,7 +8731,7 @@
     <w:uiPriority w:val="39"/>
     <w:unhideWhenUsed/>
     <w:qFormat/>
-    <w:rsid w:val="00F44725"/>
+    <w:rsid w:val="00F67B70"/>
     <w:pPr>
       <w:keepLines/>
       <w:spacing w:after="0" w:line="259" w:lineRule="auto"/>
@@ -8970,7 +8751,7 @@
     <w:autoRedefine/>
     <w:uiPriority w:val="39"/>
     <w:unhideWhenUsed/>
-    <w:rsid w:val="00F44725"/>
+    <w:rsid w:val="00F67B70"/>
     <w:pPr>
       <w:spacing w:after="100" w:line="240" w:lineRule="auto"/>
     </w:pPr>
@@ -8982,7 +8763,7 @@
     <w:autoRedefine/>
     <w:uiPriority w:val="39"/>
     <w:unhideWhenUsed/>
-    <w:rsid w:val="00F44725"/>
+    <w:rsid w:val="00F67B70"/>
     <w:pPr>
       <w:spacing w:after="100" w:line="240" w:lineRule="auto"/>
       <w:ind w:left="202"/>
@@ -8992,7 +8773,7 @@
     <w:name w:val="Code"/>
     <w:basedOn w:val="Normal"/>
     <w:qFormat/>
-    <w:rsid w:val="00F44725"/>
+    <w:rsid w:val="00F67B70"/>
     <w:pPr>
       <w:spacing w:before="80" w:line="240" w:lineRule="auto"/>
     </w:pPr>
@@ -9007,7 +8788,7 @@
     <w:autoRedefine/>
     <w:uiPriority w:val="39"/>
     <w:unhideWhenUsed/>
-    <w:rsid w:val="00F44725"/>
+    <w:rsid w:val="00F67B70"/>
     <w:pPr>
       <w:spacing w:after="100" w:line="240" w:lineRule="auto"/>
       <w:ind w:left="403"/>
@@ -9017,7 +8798,7 @@
 </file>
 
 <file path=word/glossary/document.xml><?xml version="1.0" encoding="utf-8"?>
-<w:glossaryDocument xmlns:wpc="http://schemas.microsoft.com/office/word/2010/wordprocessingCanvas" xmlns:cx="http://schemas.microsoft.com/office/drawing/2014/chartex" xmlns:cx1="http://schemas.microsoft.com/office/drawing/2015/9/8/chartex" xmlns:cx2="http://schemas.microsoft.com/office/drawing/2015/10/21/chartex" xmlns:cx3="http://schemas.microsoft.com/office/drawing/2016/5/9/chartex" xmlns:cx4="http://schemas.microsoft.com/office/drawing/2016/5/10/chartex" xmlns:cx5="http://schemas.microsoft.com/office/drawing/2016/5/11/chartex" xmlns:cx6="http://schemas.microsoft.com/office/drawing/2016/5/12/chartex" xmlns:cx7="http://schemas.microsoft.com/office/drawing/2016/5/13/chartex" xmlns:cx8="http://schemas.microsoft.com/office/drawing/2016/5/14/chartex" xmlns:mc="http://schemas.openxmlformats.org/markup-compatibility/2006" xmlns:aink="http://schemas.microsoft.com/office/drawing/2016/ink" xmlns:am3d="http://schemas.microsoft.com/office/drawing/2017/model3d" xmlns:o="urn:schemas-microsoft-com:office:office" xmlns:oel="http://schemas.microsoft.com/office/2019/extlst" xmlns:r="http://schemas.openxmlformats.org/officeDocument/2006/relationships" xmlns:m="http://schemas.openxmlformats.org/officeDocument/2006/math" xmlns:v="urn:schemas-microsoft-com:vml" xmlns:wp14="http://schemas.microsoft.com/office/word/2010/wordprocessingDrawing" xmlns:wp="http://schemas.openxmlformats.org/drawingml/2006/wordprocessingDrawing" xmlns:w10="urn:schemas-microsoft-com:office:word" xmlns:w="http://schemas.openxmlformats.org/wordprocessingml/2006/main" xmlns:w14="http://schemas.microsoft.com/office/word/2010/wordml" xmlns:w15="http://schemas.microsoft.com/office/word/2012/wordml" xmlns:w16cex="http://schemas.microsoft.com/office/word/2018/wordml/cex" xmlns:w16cid="http://schemas.microsoft.com/office/word/2016/wordml/cid" xmlns:w16="http://schemas.microsoft.com/office/word/2018/wordml" xmlns:w16sdtdh="http://schemas.microsoft.com/office/word/2020/wordml/sdtdatahash" xmlns:w16se="http://schemas.microsoft.com/office/word/2015/wordml/symex" xmlns:wpg="http://schemas.microsoft.com/office/word/2010/wordprocessingGroup" xmlns:wpi="http://schemas.microsoft.com/office/word/2010/wordprocessingInk" xmlns:wne="http://schemas.microsoft.com/office/word/2006/wordml" xmlns:wps="http://schemas.microsoft.com/office/word/2010/wordprocessingShape" mc:Ignorable="w14 w15 w16se w16cid w16 w16cex w16sdtdh wp14">
+<w:glossaryDocument xmlns:wpc="http://schemas.microsoft.com/office/word/2010/wordprocessingCanvas" xmlns:cx="http://schemas.microsoft.com/office/drawing/2014/chartex" xmlns:cx1="http://schemas.microsoft.com/office/drawing/2015/9/8/chartex" xmlns:cx2="http://schemas.microsoft.com/office/drawing/2015/10/21/chartex" xmlns:cx3="http://schemas.microsoft.com/office/drawing/2016/5/9/chartex" xmlns:cx4="http://schemas.microsoft.com/office/drawing/2016/5/10/chartex" xmlns:cx5="http://schemas.microsoft.com/office/drawing/2016/5/11/chartex" xmlns:cx6="http://schemas.microsoft.com/office/drawing/2016/5/12/chartex" xmlns:cx7="http://schemas.microsoft.com/office/drawing/2016/5/13/chartex" xmlns:cx8="http://schemas.microsoft.com/office/drawing/2016/5/14/chartex" xmlns:mc="http://schemas.openxmlformats.org/markup-compatibility/2006" xmlns:aink="http://schemas.microsoft.com/office/drawing/2016/ink" xmlns:am3d="http://schemas.microsoft.com/office/drawing/2017/model3d" xmlns:o="urn:schemas-microsoft-com:office:office" xmlns:oel="http://schemas.microsoft.com/office/2019/extlst" xmlns:r="http://schemas.openxmlformats.org/officeDocument/2006/relationships" xmlns:m="http://schemas.openxmlformats.org/officeDocument/2006/math" xmlns:v="urn:schemas-microsoft-com:vml" xmlns:wp14="http://schemas.microsoft.com/office/word/2010/wordprocessingDrawing" xmlns:wp="http://schemas.openxmlformats.org/drawingml/2006/wordprocessingDrawing" xmlns:w10="urn:schemas-microsoft-com:office:word" xmlns:w="http://schemas.openxmlformats.org/wordprocessingml/2006/main" xmlns:w14="http://schemas.microsoft.com/office/word/2010/wordml" xmlns:w15="http://schemas.microsoft.com/office/word/2012/wordml" xmlns:w16cex="http://schemas.microsoft.com/office/word/2018/wordml/cex" xmlns:w16cid="http://schemas.microsoft.com/office/word/2016/wordml/cid" xmlns:w16="http://schemas.microsoft.com/office/word/2018/wordml" xmlns:w16du="http://schemas.microsoft.com/office/word/2023/wordml/word16du" xmlns:w16sdtdh="http://schemas.microsoft.com/office/word/2020/wordml/sdtdatahash" xmlns:w16sdtfl="http://schemas.microsoft.com/office/word/2024/wordml/sdtformatlock" xmlns:w16se="http://schemas.microsoft.com/office/word/2015/wordml/symex" xmlns:wpg="http://schemas.microsoft.com/office/word/2010/wordprocessingGroup" xmlns:wpi="http://schemas.microsoft.com/office/word/2010/wordprocessingInk" xmlns:wne="http://schemas.microsoft.com/office/word/2006/wordml" xmlns:wps="http://schemas.microsoft.com/office/word/2010/wordprocessingShape" mc:Ignorable="w14 w15 w16se w16cid w16 w16cex w16sdtdh w16sdtfl w16du wp14">
   <w:docParts>
     <w:docPart>
       <w:docPartPr>
@@ -9128,66 +8909,6 @@
         <w:p>
           <w:pPr>
             <w:pStyle w:val="A7BF890161D94EA5A91D8DEDF50EA9FE"/>
-          </w:pPr>
-          <w:r>
-            <w:rPr>
-              <w:rStyle w:val="PlaceholderText"/>
-              <w:color w:val="808080"/>
-            </w:rPr>
-            <w:t>Click or tap here to enter text.</w:t>
-          </w:r>
-        </w:p>
-      </w:docPartBody>
-    </w:docPart>
-    <w:docPart>
-      <w:docPartPr>
-        <w:name w:val="BE51353308674BB2B7BDEA60635044ED"/>
-        <w:category>
-          <w:name w:val="General"/>
-          <w:gallery w:val="placeholder"/>
-        </w:category>
-        <w:types>
-          <w:type w:val="bbPlcHdr"/>
-        </w:types>
-        <w:behaviors>
-          <w:behavior w:val="content"/>
-        </w:behaviors>
-        <w:guid w:val="{022D03CA-9A70-4040-A6DB-8E684327C29A}"/>
-      </w:docPartPr>
-      <w:docPartBody>
-        <w:p>
-          <w:pPr>
-            <w:pStyle w:val="BE51353308674BB2B7BDEA60635044ED"/>
-          </w:pPr>
-          <w:r>
-            <w:rPr>
-              <w:rStyle w:val="PlaceholderText"/>
-              <w:color w:val="808080"/>
-            </w:rPr>
-            <w:t>Click or tap here to enter text.</w:t>
-          </w:r>
-        </w:p>
-      </w:docPartBody>
-    </w:docPart>
-    <w:docPart>
-      <w:docPartPr>
-        <w:name w:val="20AF9ABC747E45778A7FC00DF2359D99"/>
-        <w:category>
-          <w:name w:val="General"/>
-          <w:gallery w:val="placeholder"/>
-        </w:category>
-        <w:types>
-          <w:type w:val="bbPlcHdr"/>
-        </w:types>
-        <w:behaviors>
-          <w:behavior w:val="content"/>
-        </w:behaviors>
-        <w:guid w:val="{C1EC6EA0-212E-407B-961B-6C519045B5A2}"/>
-      </w:docPartPr>
-      <w:docPartBody>
-        <w:p>
-          <w:pPr>
-            <w:pStyle w:val="20AF9ABC747E45778A7FC00DF2359D99"/>
           </w:pPr>
           <w:r>
             <w:rPr>
@@ -9411,66 +9132,6 @@
     </w:docPart>
     <w:docPart>
       <w:docPartPr>
-        <w:name w:val="3751433157A24F33B2C2C81BB53C010C"/>
-        <w:category>
-          <w:name w:val="General"/>
-          <w:gallery w:val="placeholder"/>
-        </w:category>
-        <w:types>
-          <w:type w:val="bbPlcHdr"/>
-        </w:types>
-        <w:behaviors>
-          <w:behavior w:val="content"/>
-        </w:behaviors>
-        <w:guid w:val="{9BB5A6DF-8EB1-4C3B-9356-5F3FF47BA558}"/>
-      </w:docPartPr>
-      <w:docPartBody>
-        <w:p>
-          <w:pPr>
-            <w:pStyle w:val="3751433157A24F33B2C2C81BB53C010C"/>
-          </w:pPr>
-          <w:r>
-            <w:rPr>
-              <w:rStyle w:val="PlaceholderText"/>
-              <w:color w:val="808080"/>
-            </w:rPr>
-            <w:t>Click or tap here to enter text.</w:t>
-          </w:r>
-        </w:p>
-      </w:docPartBody>
-    </w:docPart>
-    <w:docPart>
-      <w:docPartPr>
-        <w:name w:val="8A6338B6946B475E88D7E4357C1B7427"/>
-        <w:category>
-          <w:name w:val="General"/>
-          <w:gallery w:val="placeholder"/>
-        </w:category>
-        <w:types>
-          <w:type w:val="bbPlcHdr"/>
-        </w:types>
-        <w:behaviors>
-          <w:behavior w:val="content"/>
-        </w:behaviors>
-        <w:guid w:val="{A6C3CA0A-7312-424E-8E20-D92130A4A1DC}"/>
-      </w:docPartPr>
-      <w:docPartBody>
-        <w:p>
-          <w:pPr>
-            <w:pStyle w:val="8A6338B6946B475E88D7E4357C1B7427"/>
-          </w:pPr>
-          <w:r>
-            <w:rPr>
-              <w:rStyle w:val="PlaceholderText"/>
-              <w:color w:val="808080"/>
-            </w:rPr>
-            <w:t>Click or tap here to enter text.</w:t>
-          </w:r>
-        </w:p>
-      </w:docPartBody>
-    </w:docPart>
-    <w:docPart>
-      <w:docPartPr>
         <w:name w:val="8AEE14352DF346F19F4E28C9B77EF5A9"/>
         <w:category>
           <w:name w:val="General"/>
@@ -9624,7 +9285,7 @@
 </file>
 
 <file path=word/glossary/fontTable.xml><?xml version="1.0" encoding="utf-8"?>
-<w:fonts xmlns:mc="http://schemas.openxmlformats.org/markup-compatibility/2006" xmlns:r="http://schemas.openxmlformats.org/officeDocument/2006/relationships" xmlns:w="http://schemas.openxmlformats.org/wordprocessingml/2006/main" xmlns:w14="http://schemas.microsoft.com/office/word/2010/wordml" xmlns:w15="http://schemas.microsoft.com/office/word/2012/wordml" xmlns:w16cex="http://schemas.microsoft.com/office/word/2018/wordml/cex" xmlns:w16cid="http://schemas.microsoft.com/office/word/2016/wordml/cid" xmlns:w16="http://schemas.microsoft.com/office/word/2018/wordml" xmlns:w16sdtdh="http://schemas.microsoft.com/office/word/2020/wordml/sdtdatahash" xmlns:w16se="http://schemas.microsoft.com/office/word/2015/wordml/symex" mc:Ignorable="w14 w15 w16se w16cid w16 w16cex w16sdtdh">
+<w:fonts xmlns:mc="http://schemas.openxmlformats.org/markup-compatibility/2006" xmlns:r="http://schemas.openxmlformats.org/officeDocument/2006/relationships" xmlns:w="http://schemas.openxmlformats.org/wordprocessingml/2006/main" xmlns:w14="http://schemas.microsoft.com/office/word/2010/wordml" xmlns:w15="http://schemas.microsoft.com/office/word/2012/wordml" xmlns:w16cex="http://schemas.microsoft.com/office/word/2018/wordml/cex" xmlns:w16cid="http://schemas.microsoft.com/office/word/2016/wordml/cid" xmlns:w16="http://schemas.microsoft.com/office/word/2018/wordml" xmlns:w16du="http://schemas.microsoft.com/office/word/2023/wordml/word16du" xmlns:w16sdtdh="http://schemas.microsoft.com/office/word/2020/wordml/sdtdatahash" xmlns:w16sdtfl="http://schemas.microsoft.com/office/word/2024/wordml/sdtformatlock" xmlns:w16se="http://schemas.microsoft.com/office/word/2015/wordml/symex" mc:Ignorable="w14 w15 w16se w16cid w16 w16cex w16sdtdh w16sdtfl w16du">
   <w:font w:name="Times New Roman">
     <w:panose1 w:val="02020603050405020304"/>
     <w:charset w:val="00"/>
@@ -9665,20 +9326,39 @@
     <w:charset w:val="00"/>
     <w:family w:val="swiss"/>
     <w:pitch w:val="variable"/>
-    <w:sig w:usb0="E4002EFF" w:usb1="C000247B" w:usb2="00000009" w:usb3="00000000" w:csb0="000001FF" w:csb1="00000000"/>
+    <w:sig w:usb0="E4002EFF" w:usb1="C200247B" w:usb2="00000009" w:usb3="00000000" w:csb0="000001FF" w:csb1="00000000"/>
+  </w:font>
+  <w:font w:name="Wingdings">
+    <w:panose1 w:val="05000000000000000000"/>
+    <w:charset w:val="02"/>
+    <w:family w:val="auto"/>
+    <w:pitch w:val="variable"/>
+    <w:sig w:usb0="00000000" w:usb1="10000000" w:usb2="00000000" w:usb3="00000000" w:csb0="80000000" w:csb1="00000000"/>
   </w:font>
   <w:font w:name="Calibri Light">
     <w:panose1 w:val="020F0302020204030204"/>
     <w:charset w:val="00"/>
     <w:family w:val="swiss"/>
     <w:pitch w:val="variable"/>
-    <w:sig w:usb0="E4002EFF" w:usb1="C000247B" w:usb2="00000009" w:usb3="00000000" w:csb0="000001FF" w:csb1="00000000"/>
+    <w:sig w:usb0="E4002EFF" w:usb1="C200247B" w:usb2="00000009" w:usb3="00000000" w:csb0="000001FF" w:csb1="00000000"/>
+  </w:font>
+  <w:font w:name="Aptos">
+    <w:charset w:val="00"/>
+    <w:family w:val="swiss"/>
+    <w:pitch w:val="variable"/>
+    <w:sig w:usb0="20000287" w:usb1="00000003" w:usb2="00000000" w:usb3="00000000" w:csb0="0000019F" w:csb1="00000000"/>
+  </w:font>
+  <w:font w:name="Aptos Display">
+    <w:charset w:val="00"/>
+    <w:family w:val="swiss"/>
+    <w:pitch w:val="variable"/>
+    <w:sig w:usb0="20000287" w:usb1="00000003" w:usb2="00000000" w:usb3="00000000" w:csb0="0000019F" w:csb1="00000000"/>
   </w:font>
 </w:fonts>
 </file>
 
 <file path=word/glossary/settings.xml><?xml version="1.0" encoding="utf-8"?>
-<w:settings xmlns:mc="http://schemas.openxmlformats.org/markup-compatibility/2006" xmlns:o="urn:schemas-microsoft-com:office:office" xmlns:r="http://schemas.openxmlformats.org/officeDocument/2006/relationships" xmlns:m="http://schemas.openxmlformats.org/officeDocument/2006/math" xmlns:v="urn:schemas-microsoft-com:vml" xmlns:w10="urn:schemas-microsoft-com:office:word" xmlns:w="http://schemas.openxmlformats.org/wordprocessingml/2006/main" xmlns:w14="http://schemas.microsoft.com/office/word/2010/wordml" xmlns:w15="http://schemas.microsoft.com/office/word/2012/wordml" xmlns:w16cex="http://schemas.microsoft.com/office/word/2018/wordml/cex" xmlns:w16cid="http://schemas.microsoft.com/office/word/2016/wordml/cid" xmlns:w16="http://schemas.microsoft.com/office/word/2018/wordml" xmlns:w16sdtdh="http://schemas.microsoft.com/office/word/2020/wordml/sdtdatahash" xmlns:w16se="http://schemas.microsoft.com/office/word/2015/wordml/symex" xmlns:sl="http://schemas.openxmlformats.org/schemaLibrary/2006/main" mc:Ignorable="w14 w15 w16se w16cid w16 w16cex w16sdtdh">
+<w:settings xmlns:mc="http://schemas.openxmlformats.org/markup-compatibility/2006" xmlns:o="urn:schemas-microsoft-com:office:office" xmlns:r="http://schemas.openxmlformats.org/officeDocument/2006/relationships" xmlns:m="http://schemas.openxmlformats.org/officeDocument/2006/math" xmlns:v="urn:schemas-microsoft-com:vml" xmlns:w10="urn:schemas-microsoft-com:office:word" xmlns:w="http://schemas.openxmlformats.org/wordprocessingml/2006/main" xmlns:w14="http://schemas.microsoft.com/office/word/2010/wordml" xmlns:w15="http://schemas.microsoft.com/office/word/2012/wordml" xmlns:w16cex="http://schemas.microsoft.com/office/word/2018/wordml/cex" xmlns:w16cid="http://schemas.microsoft.com/office/word/2016/wordml/cid" xmlns:w16="http://schemas.microsoft.com/office/word/2018/wordml" xmlns:w16du="http://schemas.microsoft.com/office/word/2023/wordml/word16du" xmlns:w16sdtdh="http://schemas.microsoft.com/office/word/2020/wordml/sdtdatahash" xmlns:w16sdtfl="http://schemas.microsoft.com/office/word/2024/wordml/sdtformatlock" xmlns:w16se="http://schemas.microsoft.com/office/word/2015/wordml/symex" xmlns:sl="http://schemas.openxmlformats.org/schemaLibrary/2006/main" mc:Ignorable="w14 w15 w16se w16cid w16 w16cex w16sdtdh w16sdtfl w16du">
   <w:view w:val="normal"/>
   <w:defaultTabStop w:val="720"/>
   <w:characterSpacingControl w:val="doNotCompress"/>
@@ -9695,6 +9375,7 @@
     <w:rsidRoot w:val="00753372"/>
     <w:rsid w:val="00241A8F"/>
     <w:rsid w:val="00426F6E"/>
+    <w:rsid w:val="0047074F"/>
     <w:rsid w:val="004C005D"/>
     <w:rsid w:val="005C0AEA"/>
     <w:rsid w:val="006B6844"/>
@@ -9723,7 +9404,7 @@
 </file>
 
 <file path=word/glossary/styles.xml><?xml version="1.0" encoding="utf-8"?>
-<w:styles xmlns:mc="http://schemas.openxmlformats.org/markup-compatibility/2006" xmlns:r="http://schemas.openxmlformats.org/officeDocument/2006/relationships" xmlns:w="http://schemas.openxmlformats.org/wordprocessingml/2006/main" xmlns:w14="http://schemas.microsoft.com/office/word/2010/wordml" xmlns:w15="http://schemas.microsoft.com/office/word/2012/wordml" xmlns:w16cex="http://schemas.microsoft.com/office/word/2018/wordml/cex" xmlns:w16cid="http://schemas.microsoft.com/office/word/2016/wordml/cid" xmlns:w16="http://schemas.microsoft.com/office/word/2018/wordml" xmlns:w16sdtdh="http://schemas.microsoft.com/office/word/2020/wordml/sdtdatahash" xmlns:w16se="http://schemas.microsoft.com/office/word/2015/wordml/symex" mc:Ignorable="w14 w15 w16se w16cid w16 w16cex w16sdtdh">
+<w:styles xmlns:mc="http://schemas.openxmlformats.org/markup-compatibility/2006" xmlns:r="http://schemas.openxmlformats.org/officeDocument/2006/relationships" xmlns:w="http://schemas.openxmlformats.org/wordprocessingml/2006/main" xmlns:w14="http://schemas.microsoft.com/office/word/2010/wordml" xmlns:w15="http://schemas.microsoft.com/office/word/2012/wordml" xmlns:w16cex="http://schemas.microsoft.com/office/word/2018/wordml/cex" xmlns:w16cid="http://schemas.microsoft.com/office/word/2016/wordml/cid" xmlns:w16="http://schemas.microsoft.com/office/word/2018/wordml" xmlns:w16du="http://schemas.microsoft.com/office/word/2023/wordml/word16du" xmlns:w16sdtdh="http://schemas.microsoft.com/office/word/2020/wordml/sdtdatahash" xmlns:w16sdtfl="http://schemas.microsoft.com/office/word/2024/wordml/sdtformatlock" xmlns:w16se="http://schemas.microsoft.com/office/word/2015/wordml/symex" mc:Ignorable="w14 w15 w16se w16cid w16 w16cex w16sdtdh w16sdtfl w16du">
   <w:docDefaults>
     <w:rPrDefault>
       <w:rPr>
@@ -10239,7 +9920,7 @@
 </file>
 
 <file path=word/glossary/webSettings.xml><?xml version="1.0" encoding="utf-8"?>
-<w:webSettings xmlns:mc="http://schemas.openxmlformats.org/markup-compatibility/2006" xmlns:r="http://schemas.openxmlformats.org/officeDocument/2006/relationships" xmlns:w="http://schemas.openxmlformats.org/wordprocessingml/2006/main" xmlns:w14="http://schemas.microsoft.com/office/word/2010/wordml" xmlns:w15="http://schemas.microsoft.com/office/word/2012/wordml" xmlns:w16cex="http://schemas.microsoft.com/office/word/2018/wordml/cex" xmlns:w16cid="http://schemas.microsoft.com/office/word/2016/wordml/cid" xmlns:w16="http://schemas.microsoft.com/office/word/2018/wordml" xmlns:w16sdtdh="http://schemas.microsoft.com/office/word/2020/wordml/sdtdatahash" xmlns:w16se="http://schemas.microsoft.com/office/word/2015/wordml/symex" mc:Ignorable="w14 w15 w16se w16cid w16 w16cex w16sdtdh">
+<w:webSettings xmlns:mc="http://schemas.openxmlformats.org/markup-compatibility/2006" xmlns:r="http://schemas.openxmlformats.org/officeDocument/2006/relationships" xmlns:w="http://schemas.openxmlformats.org/wordprocessingml/2006/main" xmlns:w14="http://schemas.microsoft.com/office/word/2010/wordml" xmlns:w15="http://schemas.microsoft.com/office/word/2012/wordml" xmlns:w16cex="http://schemas.microsoft.com/office/word/2018/wordml/cex" xmlns:w16cid="http://schemas.microsoft.com/office/word/2016/wordml/cid" xmlns:w16="http://schemas.microsoft.com/office/word/2018/wordml" xmlns:w16du="http://schemas.microsoft.com/office/word/2023/wordml/word16du" xmlns:w16sdtdh="http://schemas.microsoft.com/office/word/2020/wordml/sdtdatahash" xmlns:w16sdtfl="http://schemas.microsoft.com/office/word/2024/wordml/sdtformatlock" xmlns:w16se="http://schemas.microsoft.com/office/word/2015/wordml/symex" mc:Ignorable="w14 w15 w16se w16cid w16 w16cex w16sdtdh w16sdtfl w16du">
   <w:optimizeForBrowser/>
   <w:allowPNG/>
 </w:webSettings>
